--- a/CMP405 Tools Programming Report.docx
+++ b/CMP405 Tools Programming Report.docx
@@ -189,6 +189,9 @@
     </w:p>
     <w:p/>
     <w:p>
+      <w:pPr>
+        <w:pStyle w:val="Heading2"/>
+      </w:pPr>
       <w:r>
         <w:t>Camera Controls:</w:t>
       </w:r>
@@ -294,9 +297,29 @@
         <w:t>G -&gt; un-focus and allow for free-movement</w:t>
       </w:r>
     </w:p>
+    <w:p>
+      <w:pPr>
+        <w:pStyle w:val="ListParagraph"/>
+      </w:pPr>
+    </w:p>
+    <w:p>
+      <w:pPr>
+        <w:pStyle w:val="ListParagraph"/>
+        <w:numPr>
+          <w:ilvl w:val="0"/>
+          <w:numId w:val="5"/>
+        </w:numPr>
+      </w:pPr>
+      <w:r>
+        <w:t xml:space="preserve">Hold right click and move mouse to turn camera </w:t>
+      </w:r>
+    </w:p>
     <w:p/>
     <w:p/>
     <w:p>
+      <w:pPr>
+        <w:pStyle w:val="Heading2"/>
+      </w:pPr>
       <w:r>
         <w:t>Mouse Picking and Highlighting:</w:t>
       </w:r>
@@ -327,6 +350,9 @@
     </w:p>
     <w:p/>
     <w:p>
+      <w:pPr>
+        <w:pStyle w:val="Heading2"/>
+      </w:pPr>
       <w:r>
         <w:t>Object Manipulation:</w:t>
       </w:r>
@@ -340,73 +366,658 @@
       <w:r>
         <w:t>Upon clicking this, the client will be prompted with four options:</w:t>
       </w:r>
-    </w:p>
+      <w:r>
+        <w:br w:type="page"/>
+      </w:r>
+    </w:p>
+    <w:p>
+      <w:pPr>
+        <w:pStyle w:val="Heading3"/>
+      </w:pPr>
+      <w:r>
+        <w:lastRenderedPageBreak/>
+        <w:t xml:space="preserve">Camera: </w:t>
+      </w:r>
+    </w:p>
+    <w:p>
+      <w:r>
+        <w:t>Clicking camera returns the client to the `normal` camera, where controls are restored to the `Camera Controls` section noted above.</w:t>
+      </w:r>
+    </w:p>
+    <w:p>
+      <w:pPr>
+        <w:pStyle w:val="Heading3"/>
+      </w:pPr>
+      <w:r>
+        <w:t>Transform:</w:t>
+      </w:r>
+    </w:p>
+    <w:p>
+      <w:r>
+        <w:t>Transform allows for the transformation of a selected objects local position.</w:t>
+      </w:r>
+    </w:p>
+    <w:p>
+      <w:pPr>
+        <w:spacing w:after="0"/>
+      </w:pPr>
+      <w:r>
+        <w:t>When this mode has been selected, after selecting an in-scene object via the mouse picking mechanic, use the following:</w:t>
+      </w:r>
+    </w:p>
+    <w:p>
+      <w:pPr>
+        <w:spacing w:after="0"/>
+        <w:ind w:left="720"/>
+      </w:pPr>
+      <w:r>
+        <w:br/>
+        <w:t>W –&gt; to move object forward</w:t>
+      </w:r>
+      <w:r>
+        <w:br/>
+        <w:t>A –&gt; to move object left</w:t>
+      </w:r>
+      <w:r>
+        <w:br/>
+        <w:t>S –&gt; to move object back</w:t>
+      </w:r>
+    </w:p>
+    <w:p>
+      <w:pPr>
+        <w:spacing w:after="0"/>
+        <w:ind w:left="720"/>
+      </w:pPr>
+      <w:r>
+        <w:t>D –&gt; to move object right</w:t>
+      </w:r>
+    </w:p>
+    <w:p>
+      <w:pPr>
+        <w:pStyle w:val="ListParagraph"/>
+      </w:pPr>
+    </w:p>
+    <w:p>
+      <w:pPr>
+        <w:pStyle w:val="Heading3"/>
+      </w:pPr>
+      <w:r>
+        <w:t>Rotate:</w:t>
+      </w:r>
+    </w:p>
+    <w:p>
+      <w:r>
+        <w:t>Rotate allows for the changing of the orientation of the in-scene object.</w:t>
+      </w:r>
+    </w:p>
+    <w:p>
+      <w:r>
+        <w:t>When this mode has been selected, after selecting an in-scene object via the mouse picking mechanic, use the following:</w:t>
+      </w:r>
+    </w:p>
+    <w:p/>
+    <w:p>
+      <w:pPr>
+        <w:spacing w:after="0"/>
+        <w:ind w:left="720"/>
+      </w:pPr>
+      <w:r>
+        <w:t>W -&gt; rotate forwards</w:t>
+      </w:r>
+    </w:p>
+    <w:p>
+      <w:pPr>
+        <w:spacing w:after="0"/>
+        <w:ind w:left="720"/>
+      </w:pPr>
+      <w:r>
+        <w:t>S -&gt; rotate backwards</w:t>
+      </w:r>
+    </w:p>
+    <w:p>
+      <w:pPr>
+        <w:spacing w:after="0"/>
+        <w:ind w:left="720"/>
+      </w:pPr>
+      <w:r>
+        <w:t>A -&gt; rotate left</w:t>
+      </w:r>
+    </w:p>
+    <w:p>
+      <w:pPr>
+        <w:spacing w:after="0"/>
+        <w:ind w:left="720"/>
+      </w:pPr>
+      <w:r>
+        <w:t>D -&gt; rotate right</w:t>
+      </w:r>
+    </w:p>
+    <w:p/>
     <w:p>
       <w:pPr>
         <w:pStyle w:val="Heading3"/>
         <w:ind w:firstLine="720"/>
       </w:pPr>
-      <w:r>
-        <w:t xml:space="preserve">Camera: </w:t>
-      </w:r>
-    </w:p>
-    <w:p>
-      <w:r>
-        <w:t>Clicking camera returns the client to the `normal` camera, where controls are restored to the `Camera Controls` section noted above.</w:t>
-      </w:r>
     </w:p>
     <w:p>
       <w:pPr>
         <w:pStyle w:val="Heading3"/>
       </w:pPr>
       <w:r>
-        <w:tab/>
-        <w:t>Transform:</w:t>
-      </w:r>
-    </w:p>
-    <w:p>
-      <w:r>
-        <w:t>Transform allows for the transformation of a selected objects local position.</w:t>
-      </w:r>
-    </w:p>
-    <w:p>
-      <w:pPr>
-        <w:ind w:left="360"/>
-      </w:pPr>
+        <w:t>Scale:</w:t>
+      </w:r>
+    </w:p>
+    <w:p>
+      <w:r>
+        <w:t>Scale mode allows modification to the size of the selected in-scene object.</w:t>
+      </w:r>
+    </w:p>
+    <w:p>
       <w:r>
         <w:t>When this mode has been selected, after selecting an in-scene object via the mouse picking mechanic, use the following:</w:t>
       </w:r>
-      <w:r>
-        <w:br/>
-      </w:r>
-      <w:r>
-        <w:br/>
-        <w:t>W –&gt; to move object forward</w:t>
-      </w:r>
-      <w:r>
-        <w:br/>
-        <w:t>A –&gt; to move object left</w:t>
-      </w:r>
-      <w:r>
-        <w:br/>
-        <w:t>S –&gt; to move object back</w:t>
-      </w:r>
-    </w:p>
-    <w:p>
-      <w:pPr>
-        <w:ind w:left="360"/>
-      </w:pPr>
-      <w:r>
-        <w:t>D –&gt; to move object right</w:t>
+    </w:p>
+    <w:p/>
+    <w:p>
+      <w:pPr>
+        <w:spacing w:after="0"/>
+        <w:ind w:left="720"/>
+      </w:pPr>
+      <w:r>
+        <w:t>W -&gt; increase scale on z axis</w:t>
+      </w:r>
+    </w:p>
+    <w:p>
+      <w:pPr>
+        <w:spacing w:after="0"/>
+        <w:ind w:left="720"/>
+      </w:pPr>
+      <w:r>
+        <w:t>S -&gt; decrease scale on z axis</w:t>
+      </w:r>
+    </w:p>
+    <w:p>
+      <w:pPr>
+        <w:spacing w:after="0"/>
+        <w:ind w:left="720"/>
+      </w:pPr>
+    </w:p>
+    <w:p>
+      <w:pPr>
+        <w:spacing w:after="0"/>
+        <w:ind w:left="720"/>
+      </w:pPr>
+      <w:r>
+        <w:t>D -&gt; increase scale on x axis</w:t>
+      </w:r>
+    </w:p>
+    <w:p>
+      <w:pPr>
+        <w:spacing w:after="0"/>
+        <w:ind w:left="720"/>
+      </w:pPr>
+      <w:r>
+        <w:t>A -&gt; decrease scale on x axis</w:t>
+      </w:r>
+    </w:p>
+    <w:p>
+      <w:r>
+        <w:br w:type="page"/>
+      </w:r>
+    </w:p>
+    <w:p>
+      <w:pPr>
+        <w:pStyle w:val="Heading1"/>
+      </w:pPr>
+      <w:r>
+        <w:lastRenderedPageBreak/>
+        <w:t>Features</w:t>
+      </w:r>
+    </w:p>
+    <w:p/>
+    <w:p>
+      <w:pPr>
+        <w:pStyle w:val="Heading2"/>
+      </w:pPr>
+      <w:r>
+        <w:t>Mouse Picking and Highlighting</w:t>
+      </w:r>
+    </w:p>
+    <w:p>
+      <w:r>
+        <w:t xml:space="preserve">Within game engines and similar game creation tools, </w:t>
+      </w:r>
+      <w:r>
+        <w:t xml:space="preserve">there are a multitude of features and mechanics to try and ease the user experience (UX) as much as possible. One of these mechanics is: Mouse Picking. </w:t>
+      </w:r>
+    </w:p>
+    <w:p>
+      <w:r>
+        <w:t xml:space="preserve">In its simplest form, mouse picking is the act of selecting an in-scene object by hovering over the object with your device’s mouse and simply left clicking, easily selecting, and by extension, highlighting the selected object for the user to use as required. </w:t>
+      </w:r>
+      <w:r>
+        <w:t xml:space="preserve">This feature can be found in world-leading game engines such as Unreal Engine 4 and 5, as well as Unity Engine, and is also found in many smaller game engines such as Godot. This can be applied to other non-game related engines such as May or blender. This is a key feature in the other tolls within this prototype such as the manipulation of objects as any object which is to be manipulated needs to be selected first – via mouse picking. </w:t>
+      </w:r>
+    </w:p>
+    <w:p>
+      <w:r>
+        <w:t>This application only features single mouse picking and does not allow for any sort of multi picking.</w:t>
+      </w:r>
+    </w:p>
+    <w:p>
+      <w:r>
+        <w:t>The main functionality behind the mouse picking feature can be found inside of Game.cpp as this is where the main handling of object selection is contained. The functionality is broken down into the following process:</w:t>
+      </w:r>
+    </w:p>
+    <w:p>
+      <w:pPr>
+        <w:pStyle w:val="ListParagraph"/>
+        <w:numPr>
+          <w:ilvl w:val="0"/>
+          <w:numId w:val="4"/>
+        </w:numPr>
+      </w:pPr>
+      <w:r>
+        <w:t xml:space="preserve">Mouse position is converted into a world position, Vector3. </w:t>
+      </w:r>
+    </w:p>
+    <w:p>
+      <w:pPr>
+        <w:pStyle w:val="ListParagraph"/>
+        <w:numPr>
+          <w:ilvl w:val="0"/>
+          <w:numId w:val="4"/>
+        </w:numPr>
+      </w:pPr>
+      <w:r>
+        <w:t xml:space="preserve">Collisions between the mouse and object(s) within the scene </w:t>
+      </w:r>
+      <w:r>
+        <w:t>are checked.</w:t>
+      </w:r>
+    </w:p>
+    <w:p>
+      <w:pPr>
+        <w:pStyle w:val="ListParagraph"/>
+        <w:numPr>
+          <w:ilvl w:val="0"/>
+          <w:numId w:val="4"/>
+        </w:numPr>
+      </w:pPr>
+      <w:r>
+        <w:t>Any confirmed collision(s) are then parsed through a check.</w:t>
+      </w:r>
+    </w:p>
+    <w:p>
+      <w:pPr>
+        <w:pStyle w:val="ListParagraph"/>
+        <w:numPr>
+          <w:ilvl w:val="0"/>
+          <w:numId w:val="4"/>
+        </w:numPr>
+      </w:pPr>
+      <w:r>
+        <w:t>Confirmed collisions that have been checked are returned as an object ID.</w:t>
+      </w:r>
+    </w:p>
+    <w:p/>
+    <w:p>
+      <w:r>
+        <w:t xml:space="preserve">Once an object ID has been returned from the features main process, any selected IDs are cleared from the list and is replaced with the object ID of the confirmed in-scene object. This then allows additional features to make use of this object via the, now stored, object ID. </w:t>
+      </w:r>
+    </w:p>
+    <w:p>
+      <w:r>
+        <w:t xml:space="preserve">By extension, the mesh of the selected object is manipulated, applying the colour purple to show the user, with ease, which object has been selected. This was implemented as an improvement to </w:t>
+      </w:r>
+      <w:r>
+        <w:t xml:space="preserve">the </w:t>
+      </w:r>
+      <w:r>
+        <w:t>UX</w:t>
+      </w:r>
+      <w:r>
+        <w:t xml:space="preserve"> and</w:t>
+      </w:r>
+      <w:r>
+        <w:t xml:space="preserve"> the</w:t>
+      </w:r>
+      <w:r>
+        <w:t xml:space="preserve"> UI.</w:t>
+      </w:r>
+    </w:p>
+    <w:p/>
+    <w:p>
+      <w:r>
+        <w:br w:type="page"/>
+      </w:r>
+    </w:p>
+    <w:p>
+      <w:pPr>
+        <w:pStyle w:val="Heading2"/>
+      </w:pPr>
+      <w:r>
+        <w:lastRenderedPageBreak/>
+        <w:t>Camera:</w:t>
+      </w:r>
+    </w:p>
+    <w:p>
+      <w:r>
+        <w:t>The camera is the client’s main form of navigation around the scene within the application. There is a single in-scene camera in which the user can manipulate using the discussed controls and is a key feature that should be utilised in order to have the best and smoothest UX possible.</w:t>
+      </w:r>
+      <w:r>
+        <w:t xml:space="preserve"> The aim was to mimic the functionality of controllable cameras in game engines such as Unity Engine.</w:t>
+      </w:r>
+    </w:p>
+    <w:p>
+      <w:r>
+        <w:t xml:space="preserve">Overall, the controllable camera feature is used and designed primarily as an aid to help the UX of other features such as the object transformation. </w:t>
+      </w:r>
+    </w:p>
+    <w:p>
+      <w:r>
+        <w:t xml:space="preserve">The camera movement is controlled via the Camera class, specifically, the </w:t>
+      </w:r>
+      <w:proofErr w:type="spellStart"/>
+      <w:r>
+        <w:t>MoveCam</w:t>
+      </w:r>
+      <w:proofErr w:type="spellEnd"/>
+      <w:r>
+        <w:t xml:space="preserve">() method. This method simply takes the current position of the camera, applies the input direction and applies the speed where applicable. </w:t>
+      </w:r>
+    </w:p>
+    <w:p>
+      <w:r>
+        <w:t>A more detailed explanation as follows:</w:t>
+      </w:r>
+    </w:p>
+    <w:p>
+      <w:r>
+        <w:t xml:space="preserve">The first line within the method simply takes the cameras Vector3 and then takes a combination of the right and left inputs and this returns a value of either 1 or -1. From here, the camera movement speed is then multiplied by this returned value, which in turn, moves the camera is the desired direction. </w:t>
+      </w:r>
+    </w:p>
+    <w:p>
+      <w:r>
+        <w:t>The second line does the same process as the first line, however, this is applied to the look direction rather than the camera right.</w:t>
+      </w:r>
+    </w:p>
+    <w:p>
+      <w:r>
+        <w:t>The final line of code in the method does the same processes as the first line of code, however, is applied to the y axis rather than the x and z.</w:t>
+      </w:r>
+    </w:p>
+    <w:p>
+      <w:r>
+        <w:rPr>
+          <w:noProof/>
+        </w:rPr>
+        <w:drawing>
+          <wp:anchor distT="0" distB="0" distL="114300" distR="114300" simplePos="0" relativeHeight="251661312" behindDoc="0" locked="0" layoutInCell="1" allowOverlap="1" wp14:anchorId="1D79C377" wp14:editId="44C61C55">
+            <wp:simplePos x="0" y="0"/>
+            <wp:positionH relativeFrom="column">
+              <wp:posOffset>419100</wp:posOffset>
+            </wp:positionH>
+            <wp:positionV relativeFrom="paragraph">
+              <wp:posOffset>10795</wp:posOffset>
+            </wp:positionV>
+            <wp:extent cx="4553585" cy="1238250"/>
+            <wp:effectExtent l="0" t="0" r="0" b="0"/>
+            <wp:wrapSquare wrapText="bothSides"/>
+            <wp:docPr id="1572628488" name="Picture 1" descr="A computer screen shot of white text&#10;&#10;AI-generated content may be incorrect."/>
+            <wp:cNvGraphicFramePr>
+              <a:graphicFrameLocks xmlns:a="http://schemas.openxmlformats.org/drawingml/2006/main" noChangeAspect="1"/>
+            </wp:cNvGraphicFramePr>
+            <a:graphic xmlns:a="http://schemas.openxmlformats.org/drawingml/2006/main">
+              <a:graphicData uri="http://schemas.openxmlformats.org/drawingml/2006/picture">
+                <pic:pic xmlns:pic="http://schemas.openxmlformats.org/drawingml/2006/picture">
+                  <pic:nvPicPr>
+                    <pic:cNvPr id="1572628488" name="Picture 1" descr="A computer screen shot of white text&#10;&#10;AI-generated content may be incorrect."/>
+                    <pic:cNvPicPr/>
+                  </pic:nvPicPr>
+                  <pic:blipFill>
+                    <a:blip r:embed="rId6"/>
+                    <a:stretch>
+                      <a:fillRect/>
+                    </a:stretch>
+                  </pic:blipFill>
+                  <pic:spPr>
+                    <a:xfrm>
+                      <a:off x="0" y="0"/>
+                      <a:ext cx="4553585" cy="1238250"/>
+                    </a:xfrm>
+                    <a:prstGeom prst="rect">
+                      <a:avLst/>
+                    </a:prstGeom>
+                  </pic:spPr>
+                </pic:pic>
+              </a:graphicData>
+            </a:graphic>
+          </wp:anchor>
+        </w:drawing>
       </w:r>
     </w:p>
     <w:p/>
     <w:p/>
     <w:p>
       <w:pPr>
+        <w:pStyle w:val="Heading2"/>
+      </w:pPr>
+    </w:p>
+    <w:p>
+      <w:pPr>
+        <w:pStyle w:val="Heading2"/>
+      </w:pPr>
+    </w:p>
+    <w:p>
+      <w:pPr>
+        <w:pStyle w:val="Heading2"/>
+      </w:pPr>
+      <w:r>
+        <w:t>Focus Camera:</w:t>
+      </w:r>
+    </w:p>
+    <w:p>
+      <w:r>
+        <w:t>The camera focus is an additional mechanic added to the moveable camera feature of the application. This allows for the client to easily focus in on a selected object</w:t>
+      </w:r>
+      <w:r>
+        <w:t xml:space="preserve"> – allowing for the user to manipulate the objects with ease.</w:t>
+      </w:r>
+      <w:r>
+        <w:br/>
+        <w:t>This can be achieved by simply mouse picking the object of while holding the `f` key. This will zoom the client to the object, locking the camera. To unlock and gain access to the free cam, the client should simply click `g`.</w:t>
+      </w:r>
+    </w:p>
+    <w:p>
+      <w:r>
+        <w:t xml:space="preserve">The functionality is started by, after the valid input, manipulating the camera’s position to match the position of the object, then an offset is applied to move the camera backwards, bringing the selected object into frame. </w:t>
+      </w:r>
+    </w:p>
+    <w:p>
+      <w:r>
+        <w:br w:type="page"/>
+      </w:r>
+    </w:p>
+    <w:p>
+      <w:pPr>
+        <w:pStyle w:val="Heading2"/>
+      </w:pPr>
+      <w:r>
+        <w:lastRenderedPageBreak/>
+        <w:t>Object Manipulation</w:t>
+      </w:r>
+    </w:p>
+    <w:p>
+      <w:r>
+        <w:t>Object manipulation is a feature within the application</w:t>
+      </w:r>
+      <w:r>
+        <w:t xml:space="preserve"> which allows the client to easily and effectively manipulate any selected object within the scene. </w:t>
+      </w:r>
+    </w:p>
+    <w:p>
+      <w:r>
+        <w:t>After selecting the appropriate tool from the `Object Manipulation Tools` menu, the code updates the client state, allowing for specific manipulation options.</w:t>
+      </w:r>
+    </w:p>
+    <w:p/>
+    <w:p>
+      <w:pPr>
+        <w:pStyle w:val="Heading3"/>
+      </w:pPr>
+      <w:r>
+        <w:t>Transform Object</w:t>
+      </w:r>
+    </w:p>
+    <w:p>
+      <w:r>
+        <w:t xml:space="preserve">Any worth-while game engines or tool applications contain the ability to move objects around a scene via a simple drag or button(s) input. Unity, for example, allows for object transformations via a simple drag, button input or manual change of the objects Vector2/3 coordinates. </w:t>
+      </w:r>
+    </w:p>
+    <w:p>
+      <w:r>
+        <w:t xml:space="preserve">After selecting the transform tool from the tools menu, the </w:t>
+      </w:r>
+      <w:proofErr w:type="spellStart"/>
+      <w:r>
+        <w:t>enum</w:t>
+      </w:r>
+      <w:proofErr w:type="spellEnd"/>
+      <w:r>
+        <w:t xml:space="preserve"> is set to transform mode.</w:t>
+      </w:r>
+    </w:p>
+    <w:p>
+      <w:r>
+        <w:t xml:space="preserve">This is a very efficient and useful feature that allows the client to move objects from a lesser location to a more desirable location, with ease. Within this application, the user can easily transform a selected object via the controls discussed under the `Controls` section of this report. Such transformations are processed in real-time, as the positional </w:t>
+      </w:r>
+      <w:r>
+        <w:t>data</w:t>
+      </w:r>
+      <w:r>
+        <w:t xml:space="preserve"> of the </w:t>
+      </w:r>
+      <w:r>
+        <w:t>object are changed in-application (API) and is then changed on the back-end database.</w:t>
+      </w:r>
+    </w:p>
+    <w:p>
+      <w:r>
+        <w:t>A breakdown of the functionality of this feature as follows:</w:t>
+      </w:r>
+    </w:p>
+    <w:p>
+      <w:pPr>
         <w:pStyle w:val="ListParagraph"/>
-      </w:pPr>
-    </w:p>
+        <w:numPr>
+          <w:ilvl w:val="0"/>
+          <w:numId w:val="6"/>
+        </w:numPr>
+      </w:pPr>
+      <w:r>
+        <w:t xml:space="preserve">The ID of the selected object is stored. </w:t>
+      </w:r>
+    </w:p>
+    <w:p>
+      <w:pPr>
+        <w:pStyle w:val="ListParagraph"/>
+        <w:numPr>
+          <w:ilvl w:val="0"/>
+          <w:numId w:val="6"/>
+        </w:numPr>
+      </w:pPr>
+      <w:r>
+        <w:t>The objects X or Y position is then changed based on how long the input is held for (the longer the hold, the greater the distance travelled).</w:t>
+      </w:r>
+    </w:p>
+    <w:p>
+      <w:pPr>
+        <w:pStyle w:val="ListParagraph"/>
+        <w:numPr>
+          <w:ilvl w:val="0"/>
+          <w:numId w:val="6"/>
+        </w:numPr>
+      </w:pPr>
+      <w:r>
+        <w:t xml:space="preserve">The object’s data is then updated in the list to match the data within the scene graph via the game.cpp method: </w:t>
+      </w:r>
+      <w:proofErr w:type="spellStart"/>
+      <w:r>
+        <w:t>UpdateDisplayList</w:t>
+      </w:r>
+      <w:proofErr w:type="spellEnd"/>
+      <w:r>
+        <w:t>().</w:t>
+      </w:r>
+    </w:p>
+    <w:p>
+      <w:pPr>
+        <w:pStyle w:val="ListParagraph"/>
+        <w:numPr>
+          <w:ilvl w:val="1"/>
+          <w:numId w:val="1"/>
+        </w:numPr>
+      </w:pPr>
+      <w:r>
+        <w:t>This simply adjusts the object’s data, in frame, to match contents of the display list, not what is stored within the scene graph.</w:t>
+      </w:r>
+    </w:p>
+    <w:p>
+      <w:pPr>
+        <w:pStyle w:val="ListParagraph"/>
+        <w:numPr>
+          <w:ilvl w:val="1"/>
+          <w:numId w:val="1"/>
+        </w:numPr>
+      </w:pPr>
+      <w:r>
+        <w:t xml:space="preserve">This is the same, functionally, as the pre-existing method: </w:t>
+      </w:r>
+      <w:proofErr w:type="spellStart"/>
+      <w:r>
+        <w:t>BuildDisplayList</w:t>
+      </w:r>
+      <w:proofErr w:type="spellEnd"/>
+      <w:r>
+        <w:t xml:space="preserve">(), however, has been refactored to utilise, only, the selected object. Not multiple issues as multiple issues can derive from this result. </w:t>
+      </w:r>
+    </w:p>
+    <w:p/>
+    <w:p>
+      <w:pPr>
+        <w:pStyle w:val="Heading3"/>
+      </w:pPr>
+      <w:r>
+        <w:t>Object Scaling</w:t>
+      </w:r>
+    </w:p>
+    <w:p>
+      <w:r>
+        <w:t xml:space="preserve">The scaling of objects is the increasing or decreasing </w:t>
+      </w:r>
+      <w:r>
+        <w:t xml:space="preserve">of the size of an object. This scale can be of the object as an entirety, or simply an increase or decrease in size on a certain axis. </w:t>
+      </w:r>
+    </w:p>
+    <w:p>
+      <w:r>
+        <w:t xml:space="preserve">After this tool has been selected from the menu, the </w:t>
+      </w:r>
+      <w:proofErr w:type="spellStart"/>
+      <w:r>
+        <w:t>enum</w:t>
+      </w:r>
+      <w:proofErr w:type="spellEnd"/>
+      <w:r>
+        <w:t xml:space="preserve"> is set to scaling mode. </w:t>
+      </w:r>
+    </w:p>
+    <w:p/>
+    <w:p/>
+    <w:p/>
+    <w:p/>
+    <w:p/>
     <w:sectPr>
       <w:pgSz w:w="11906" w:h="16838"/>
       <w:pgMar w:top="1440" w:right="1440" w:bottom="1440" w:left="1440" w:header="708" w:footer="708" w:gutter="0"/>
@@ -532,6 +1143,208 @@
     </w:lvl>
   </w:abstractNum>
   <w:abstractNum w:abstractNumId="1" w15:restartNumberingAfterBreak="0">
+    <w:nsid w:val="47FE0C64"/>
+    <w:multiLevelType w:val="hybridMultilevel"/>
+    <w:tmpl w:val="1EFE7C18"/>
+    <w:lvl w:ilvl="0" w:tplc="0809000F">
+      <w:start w:val="1"/>
+      <w:numFmt w:val="decimal"/>
+      <w:lvlText w:val="%1."/>
+      <w:lvlJc w:val="left"/>
+      <w:pPr>
+        <w:ind w:left="720" w:hanging="360"/>
+      </w:pPr>
+      <w:rPr>
+        <w:rFonts w:hint="default"/>
+      </w:rPr>
+    </w:lvl>
+    <w:lvl w:ilvl="1" w:tplc="08090019" w:tentative="1">
+      <w:start w:val="1"/>
+      <w:numFmt w:val="lowerLetter"/>
+      <w:lvlText w:val="%2."/>
+      <w:lvlJc w:val="left"/>
+      <w:pPr>
+        <w:ind w:left="1440" w:hanging="360"/>
+      </w:pPr>
+    </w:lvl>
+    <w:lvl w:ilvl="2" w:tplc="0809001B" w:tentative="1">
+      <w:start w:val="1"/>
+      <w:numFmt w:val="lowerRoman"/>
+      <w:lvlText w:val="%3."/>
+      <w:lvlJc w:val="right"/>
+      <w:pPr>
+        <w:ind w:left="2160" w:hanging="180"/>
+      </w:pPr>
+    </w:lvl>
+    <w:lvl w:ilvl="3" w:tplc="0809000F" w:tentative="1">
+      <w:start w:val="1"/>
+      <w:numFmt w:val="decimal"/>
+      <w:lvlText w:val="%4."/>
+      <w:lvlJc w:val="left"/>
+      <w:pPr>
+        <w:ind w:left="2880" w:hanging="360"/>
+      </w:pPr>
+    </w:lvl>
+    <w:lvl w:ilvl="4" w:tplc="08090019" w:tentative="1">
+      <w:start w:val="1"/>
+      <w:numFmt w:val="lowerLetter"/>
+      <w:lvlText w:val="%5."/>
+      <w:lvlJc w:val="left"/>
+      <w:pPr>
+        <w:ind w:left="3600" w:hanging="360"/>
+      </w:pPr>
+    </w:lvl>
+    <w:lvl w:ilvl="5" w:tplc="0809001B" w:tentative="1">
+      <w:start w:val="1"/>
+      <w:numFmt w:val="lowerRoman"/>
+      <w:lvlText w:val="%6."/>
+      <w:lvlJc w:val="right"/>
+      <w:pPr>
+        <w:ind w:left="4320" w:hanging="180"/>
+      </w:pPr>
+    </w:lvl>
+    <w:lvl w:ilvl="6" w:tplc="0809000F" w:tentative="1">
+      <w:start w:val="1"/>
+      <w:numFmt w:val="decimal"/>
+      <w:lvlText w:val="%7."/>
+      <w:lvlJc w:val="left"/>
+      <w:pPr>
+        <w:ind w:left="5040" w:hanging="360"/>
+      </w:pPr>
+    </w:lvl>
+    <w:lvl w:ilvl="7" w:tplc="08090019" w:tentative="1">
+      <w:start w:val="1"/>
+      <w:numFmt w:val="lowerLetter"/>
+      <w:lvlText w:val="%8."/>
+      <w:lvlJc w:val="left"/>
+      <w:pPr>
+        <w:ind w:left="5760" w:hanging="360"/>
+      </w:pPr>
+    </w:lvl>
+    <w:lvl w:ilvl="8" w:tplc="0809001B" w:tentative="1">
+      <w:start w:val="1"/>
+      <w:numFmt w:val="lowerRoman"/>
+      <w:lvlText w:val="%9."/>
+      <w:lvlJc w:val="right"/>
+      <w:pPr>
+        <w:ind w:left="6480" w:hanging="180"/>
+      </w:pPr>
+    </w:lvl>
+  </w:abstractNum>
+  <w:abstractNum w:abstractNumId="2" w15:restartNumberingAfterBreak="0">
+    <w:nsid w:val="53C15BCE"/>
+    <w:multiLevelType w:val="hybridMultilevel"/>
+    <w:tmpl w:val="2E7839A6"/>
+    <w:lvl w:ilvl="0" w:tplc="08090001">
+      <w:start w:val="1"/>
+      <w:numFmt w:val="bullet"/>
+      <w:lvlText w:val=""/>
+      <w:lvlJc w:val="left"/>
+      <w:pPr>
+        <w:ind w:left="720" w:hanging="360"/>
+      </w:pPr>
+      <w:rPr>
+        <w:rFonts w:ascii="Symbol" w:hAnsi="Symbol" w:hint="default"/>
+      </w:rPr>
+    </w:lvl>
+    <w:lvl w:ilvl="1" w:tplc="FFFFFFFF">
+      <w:start w:val="1"/>
+      <w:numFmt w:val="bullet"/>
+      <w:lvlText w:val="o"/>
+      <w:lvlJc w:val="left"/>
+      <w:pPr>
+        <w:ind w:left="1440" w:hanging="360"/>
+      </w:pPr>
+      <w:rPr>
+        <w:rFonts w:ascii="Courier New" w:hAnsi="Courier New" w:cs="Courier New" w:hint="default"/>
+      </w:rPr>
+    </w:lvl>
+    <w:lvl w:ilvl="2" w:tplc="FFFFFFFF" w:tentative="1">
+      <w:start w:val="1"/>
+      <w:numFmt w:val="bullet"/>
+      <w:lvlText w:val=""/>
+      <w:lvlJc w:val="left"/>
+      <w:pPr>
+        <w:ind w:left="2160" w:hanging="360"/>
+      </w:pPr>
+      <w:rPr>
+        <w:rFonts w:ascii="Wingdings" w:hAnsi="Wingdings" w:hint="default"/>
+      </w:rPr>
+    </w:lvl>
+    <w:lvl w:ilvl="3" w:tplc="FFFFFFFF" w:tentative="1">
+      <w:start w:val="1"/>
+      <w:numFmt w:val="bullet"/>
+      <w:lvlText w:val=""/>
+      <w:lvlJc w:val="left"/>
+      <w:pPr>
+        <w:ind w:left="2880" w:hanging="360"/>
+      </w:pPr>
+      <w:rPr>
+        <w:rFonts w:ascii="Symbol" w:hAnsi="Symbol" w:hint="default"/>
+      </w:rPr>
+    </w:lvl>
+    <w:lvl w:ilvl="4" w:tplc="FFFFFFFF" w:tentative="1">
+      <w:start w:val="1"/>
+      <w:numFmt w:val="bullet"/>
+      <w:lvlText w:val="o"/>
+      <w:lvlJc w:val="left"/>
+      <w:pPr>
+        <w:ind w:left="3600" w:hanging="360"/>
+      </w:pPr>
+      <w:rPr>
+        <w:rFonts w:ascii="Courier New" w:hAnsi="Courier New" w:cs="Courier New" w:hint="default"/>
+      </w:rPr>
+    </w:lvl>
+    <w:lvl w:ilvl="5" w:tplc="FFFFFFFF" w:tentative="1">
+      <w:start w:val="1"/>
+      <w:numFmt w:val="bullet"/>
+      <w:lvlText w:val=""/>
+      <w:lvlJc w:val="left"/>
+      <w:pPr>
+        <w:ind w:left="4320" w:hanging="360"/>
+      </w:pPr>
+      <w:rPr>
+        <w:rFonts w:ascii="Wingdings" w:hAnsi="Wingdings" w:hint="default"/>
+      </w:rPr>
+    </w:lvl>
+    <w:lvl w:ilvl="6" w:tplc="FFFFFFFF" w:tentative="1">
+      <w:start w:val="1"/>
+      <w:numFmt w:val="bullet"/>
+      <w:lvlText w:val=""/>
+      <w:lvlJc w:val="left"/>
+      <w:pPr>
+        <w:ind w:left="5040" w:hanging="360"/>
+      </w:pPr>
+      <w:rPr>
+        <w:rFonts w:ascii="Symbol" w:hAnsi="Symbol" w:hint="default"/>
+      </w:rPr>
+    </w:lvl>
+    <w:lvl w:ilvl="7" w:tplc="FFFFFFFF" w:tentative="1">
+      <w:start w:val="1"/>
+      <w:numFmt w:val="bullet"/>
+      <w:lvlText w:val="o"/>
+      <w:lvlJc w:val="left"/>
+      <w:pPr>
+        <w:ind w:left="5760" w:hanging="360"/>
+      </w:pPr>
+      <w:rPr>
+        <w:rFonts w:ascii="Courier New" w:hAnsi="Courier New" w:cs="Courier New" w:hint="default"/>
+      </w:rPr>
+    </w:lvl>
+    <w:lvl w:ilvl="8" w:tplc="FFFFFFFF" w:tentative="1">
+      <w:start w:val="1"/>
+      <w:numFmt w:val="bullet"/>
+      <w:lvlText w:val=""/>
+      <w:lvlJc w:val="left"/>
+      <w:pPr>
+        <w:ind w:left="6480" w:hanging="360"/>
+      </w:pPr>
+      <w:rPr>
+        <w:rFonts w:ascii="Wingdings" w:hAnsi="Wingdings" w:hint="default"/>
+      </w:rPr>
+    </w:lvl>
+  </w:abstractNum>
+  <w:abstractNum w:abstractNumId="3" w15:restartNumberingAfterBreak="0">
     <w:nsid w:val="5DBB10C3"/>
     <w:multiLevelType w:val="hybridMultilevel"/>
     <w:tmpl w:val="6AE08C0E"/>
@@ -644,10 +1457,123 @@
       </w:rPr>
     </w:lvl>
   </w:abstractNum>
-  <w:abstractNum w:abstractNumId="2" w15:restartNumberingAfterBreak="0">
+  <w:abstractNum w:abstractNumId="4" w15:restartNumberingAfterBreak="0">
     <w:nsid w:val="6FAB3165"/>
     <w:multiLevelType w:val="hybridMultilevel"/>
     <w:tmpl w:val="1A3A96B6"/>
+    <w:lvl w:ilvl="0" w:tplc="08090001">
+      <w:start w:val="1"/>
+      <w:numFmt w:val="bullet"/>
+      <w:lvlText w:val=""/>
+      <w:lvlJc w:val="left"/>
+      <w:pPr>
+        <w:ind w:left="720" w:hanging="360"/>
+      </w:pPr>
+      <w:rPr>
+        <w:rFonts w:ascii="Symbol" w:hAnsi="Symbol" w:hint="default"/>
+      </w:rPr>
+    </w:lvl>
+    <w:lvl w:ilvl="1" w:tplc="FFFFFFFF">
+      <w:start w:val="1"/>
+      <w:numFmt w:val="bullet"/>
+      <w:lvlText w:val="o"/>
+      <w:lvlJc w:val="left"/>
+      <w:pPr>
+        <w:ind w:left="1440" w:hanging="360"/>
+      </w:pPr>
+      <w:rPr>
+        <w:rFonts w:ascii="Courier New" w:hAnsi="Courier New" w:cs="Courier New" w:hint="default"/>
+      </w:rPr>
+    </w:lvl>
+    <w:lvl w:ilvl="2" w:tplc="FFFFFFFF" w:tentative="1">
+      <w:start w:val="1"/>
+      <w:numFmt w:val="bullet"/>
+      <w:lvlText w:val=""/>
+      <w:lvlJc w:val="left"/>
+      <w:pPr>
+        <w:ind w:left="2160" w:hanging="360"/>
+      </w:pPr>
+      <w:rPr>
+        <w:rFonts w:ascii="Wingdings" w:hAnsi="Wingdings" w:hint="default"/>
+      </w:rPr>
+    </w:lvl>
+    <w:lvl w:ilvl="3" w:tplc="FFFFFFFF" w:tentative="1">
+      <w:start w:val="1"/>
+      <w:numFmt w:val="bullet"/>
+      <w:lvlText w:val=""/>
+      <w:lvlJc w:val="left"/>
+      <w:pPr>
+        <w:ind w:left="2880" w:hanging="360"/>
+      </w:pPr>
+      <w:rPr>
+        <w:rFonts w:ascii="Symbol" w:hAnsi="Symbol" w:hint="default"/>
+      </w:rPr>
+    </w:lvl>
+    <w:lvl w:ilvl="4" w:tplc="FFFFFFFF" w:tentative="1">
+      <w:start w:val="1"/>
+      <w:numFmt w:val="bullet"/>
+      <w:lvlText w:val="o"/>
+      <w:lvlJc w:val="left"/>
+      <w:pPr>
+        <w:ind w:left="3600" w:hanging="360"/>
+      </w:pPr>
+      <w:rPr>
+        <w:rFonts w:ascii="Courier New" w:hAnsi="Courier New" w:cs="Courier New" w:hint="default"/>
+      </w:rPr>
+    </w:lvl>
+    <w:lvl w:ilvl="5" w:tplc="FFFFFFFF" w:tentative="1">
+      <w:start w:val="1"/>
+      <w:numFmt w:val="bullet"/>
+      <w:lvlText w:val=""/>
+      <w:lvlJc w:val="left"/>
+      <w:pPr>
+        <w:ind w:left="4320" w:hanging="360"/>
+      </w:pPr>
+      <w:rPr>
+        <w:rFonts w:ascii="Wingdings" w:hAnsi="Wingdings" w:hint="default"/>
+      </w:rPr>
+    </w:lvl>
+    <w:lvl w:ilvl="6" w:tplc="FFFFFFFF" w:tentative="1">
+      <w:start w:val="1"/>
+      <w:numFmt w:val="bullet"/>
+      <w:lvlText w:val=""/>
+      <w:lvlJc w:val="left"/>
+      <w:pPr>
+        <w:ind w:left="5040" w:hanging="360"/>
+      </w:pPr>
+      <w:rPr>
+        <w:rFonts w:ascii="Symbol" w:hAnsi="Symbol" w:hint="default"/>
+      </w:rPr>
+    </w:lvl>
+    <w:lvl w:ilvl="7" w:tplc="FFFFFFFF" w:tentative="1">
+      <w:start w:val="1"/>
+      <w:numFmt w:val="bullet"/>
+      <w:lvlText w:val="o"/>
+      <w:lvlJc w:val="left"/>
+      <w:pPr>
+        <w:ind w:left="5760" w:hanging="360"/>
+      </w:pPr>
+      <w:rPr>
+        <w:rFonts w:ascii="Courier New" w:hAnsi="Courier New" w:cs="Courier New" w:hint="default"/>
+      </w:rPr>
+    </w:lvl>
+    <w:lvl w:ilvl="8" w:tplc="FFFFFFFF" w:tentative="1">
+      <w:start w:val="1"/>
+      <w:numFmt w:val="bullet"/>
+      <w:lvlText w:val=""/>
+      <w:lvlJc w:val="left"/>
+      <w:pPr>
+        <w:ind w:left="6480" w:hanging="360"/>
+      </w:pPr>
+      <w:rPr>
+        <w:rFonts w:ascii="Wingdings" w:hAnsi="Wingdings" w:hint="default"/>
+      </w:rPr>
+    </w:lvl>
+  </w:abstractNum>
+  <w:abstractNum w:abstractNumId="5" w15:restartNumberingAfterBreak="0">
+    <w:nsid w:val="7FA7749E"/>
+    <w:multiLevelType w:val="hybridMultilevel"/>
+    <w:tmpl w:val="6F8E0140"/>
     <w:lvl w:ilvl="0" w:tplc="08090001">
       <w:start w:val="1"/>
       <w:numFmt w:val="bullet"/>
@@ -761,10 +1687,19 @@
     <w:abstractNumId w:val="0"/>
   </w:num>
   <w:num w:numId="2" w16cid:durableId="510875336">
+    <w:abstractNumId w:val="4"/>
+  </w:num>
+  <w:num w:numId="3" w16cid:durableId="1221819956">
+    <w:abstractNumId w:val="3"/>
+  </w:num>
+  <w:num w:numId="4" w16cid:durableId="951740823">
+    <w:abstractNumId w:val="1"/>
+  </w:num>
+  <w:num w:numId="5" w16cid:durableId="1179350057">
     <w:abstractNumId w:val="2"/>
   </w:num>
-  <w:num w:numId="3" w16cid:durableId="1221819956">
-    <w:abstractNumId w:val="1"/>
+  <w:num w:numId="6" w16cid:durableId="628977272">
+    <w:abstractNumId w:val="5"/>
   </w:num>
 </w:numbering>
 </file>

--- a/CMP405 Tools Programming Report.docx
+++ b/CMP405 Tools Programming Report.docx
@@ -31,14 +31,1454 @@
         <w:br w:type="page"/>
       </w:r>
     </w:p>
+    <w:sdt>
+      <w:sdtPr>
+        <w:id w:val="1402948243"/>
+        <w:docPartObj>
+          <w:docPartGallery w:val="Table of Contents"/>
+          <w:docPartUnique/>
+        </w:docPartObj>
+      </w:sdtPr>
+      <w:sdtEndPr>
+        <w:rPr>
+          <w:rFonts w:asciiTheme="minorHAnsi" w:eastAsiaTheme="minorHAnsi" w:hAnsiTheme="minorHAnsi" w:cstheme="minorBidi"/>
+          <w:b/>
+          <w:bCs/>
+          <w:noProof/>
+          <w:color w:val="auto"/>
+          <w:kern w:val="2"/>
+          <w:sz w:val="22"/>
+          <w:szCs w:val="22"/>
+          <w:lang w:val="en-GB"/>
+          <w14:ligatures w14:val="standardContextual"/>
+        </w:rPr>
+      </w:sdtEndPr>
+      <w:sdtContent>
+        <w:p>
+          <w:pPr>
+            <w:pStyle w:val="TOCHeading"/>
+          </w:pPr>
+          <w:r>
+            <w:t>Contents</w:t>
+          </w:r>
+        </w:p>
+        <w:p>
+          <w:pPr>
+            <w:pStyle w:val="TOC1"/>
+            <w:tabs>
+              <w:tab w:val="right" w:leader="dot" w:pos="9016"/>
+            </w:tabs>
+            <w:rPr>
+              <w:rFonts w:eastAsiaTheme="minorEastAsia"/>
+              <w:noProof/>
+              <w:sz w:val="24"/>
+              <w:szCs w:val="24"/>
+              <w:lang w:eastAsia="en-GB"/>
+            </w:rPr>
+          </w:pPr>
+          <w:r>
+            <w:fldChar w:fldCharType="begin"/>
+          </w:r>
+          <w:r>
+            <w:instrText xml:space="preserve"> TOC \o "1-3" \h \z \u </w:instrText>
+          </w:r>
+          <w:r>
+            <w:fldChar w:fldCharType="separate"/>
+          </w:r>
+          <w:hyperlink w:anchor="_Toc195305007" w:history="1">
+            <w:r>
+              <w:rPr>
+                <w:rStyle w:val="Hyperlink"/>
+                <w:noProof/>
+              </w:rPr>
+              <w:t>Summary</w:t>
+            </w:r>
+            <w:r>
+              <w:rPr>
+                <w:noProof/>
+                <w:webHidden/>
+              </w:rPr>
+              <w:tab/>
+            </w:r>
+            <w:r>
+              <w:rPr>
+                <w:noProof/>
+                <w:webHidden/>
+              </w:rPr>
+              <w:fldChar w:fldCharType="begin"/>
+            </w:r>
+            <w:r>
+              <w:rPr>
+                <w:noProof/>
+                <w:webHidden/>
+              </w:rPr>
+              <w:instrText xml:space="preserve"> PAGEREF _Toc195305007 \h </w:instrText>
+            </w:r>
+            <w:r>
+              <w:rPr>
+                <w:noProof/>
+                <w:webHidden/>
+              </w:rPr>
+            </w:r>
+            <w:r>
+              <w:rPr>
+                <w:noProof/>
+                <w:webHidden/>
+              </w:rPr>
+              <w:fldChar w:fldCharType="separate"/>
+            </w:r>
+            <w:r>
+              <w:rPr>
+                <w:noProof/>
+                <w:webHidden/>
+              </w:rPr>
+              <w:t>3</w:t>
+            </w:r>
+            <w:r>
+              <w:rPr>
+                <w:noProof/>
+                <w:webHidden/>
+              </w:rPr>
+              <w:fldChar w:fldCharType="end"/>
+            </w:r>
+          </w:hyperlink>
+        </w:p>
+        <w:p>
+          <w:pPr>
+            <w:pStyle w:val="TOC2"/>
+            <w:tabs>
+              <w:tab w:val="right" w:leader="dot" w:pos="9016"/>
+            </w:tabs>
+            <w:rPr>
+              <w:rFonts w:eastAsiaTheme="minorEastAsia"/>
+              <w:noProof/>
+              <w:sz w:val="24"/>
+              <w:szCs w:val="24"/>
+              <w:lang w:eastAsia="en-GB"/>
+            </w:rPr>
+          </w:pPr>
+          <w:hyperlink w:anchor="_Toc195305008" w:history="1">
+            <w:r>
+              <w:rPr>
+                <w:rStyle w:val="Hyperlink"/>
+                <w:noProof/>
+              </w:rPr>
+              <w:t>Usability</w:t>
+            </w:r>
+            <w:r>
+              <w:rPr>
+                <w:noProof/>
+                <w:webHidden/>
+              </w:rPr>
+              <w:tab/>
+            </w:r>
+            <w:r>
+              <w:rPr>
+                <w:noProof/>
+                <w:webHidden/>
+              </w:rPr>
+              <w:fldChar w:fldCharType="begin"/>
+            </w:r>
+            <w:r>
+              <w:rPr>
+                <w:noProof/>
+                <w:webHidden/>
+              </w:rPr>
+              <w:instrText xml:space="preserve"> PAGEREF _Toc195305008 \h </w:instrText>
+            </w:r>
+            <w:r>
+              <w:rPr>
+                <w:noProof/>
+                <w:webHidden/>
+              </w:rPr>
+            </w:r>
+            <w:r>
+              <w:rPr>
+                <w:noProof/>
+                <w:webHidden/>
+              </w:rPr>
+              <w:fldChar w:fldCharType="separate"/>
+            </w:r>
+            <w:r>
+              <w:rPr>
+                <w:noProof/>
+                <w:webHidden/>
+              </w:rPr>
+              <w:t>3</w:t>
+            </w:r>
+            <w:r>
+              <w:rPr>
+                <w:noProof/>
+                <w:webHidden/>
+              </w:rPr>
+              <w:fldChar w:fldCharType="end"/>
+            </w:r>
+          </w:hyperlink>
+        </w:p>
+        <w:p>
+          <w:pPr>
+            <w:pStyle w:val="TOC2"/>
+            <w:tabs>
+              <w:tab w:val="right" w:leader="dot" w:pos="9016"/>
+            </w:tabs>
+            <w:rPr>
+              <w:rFonts w:eastAsiaTheme="minorEastAsia"/>
+              <w:noProof/>
+              <w:sz w:val="24"/>
+              <w:szCs w:val="24"/>
+              <w:lang w:eastAsia="en-GB"/>
+            </w:rPr>
+          </w:pPr>
+          <w:hyperlink w:anchor="_Toc195305009" w:history="1">
+            <w:r>
+              <w:rPr>
+                <w:rStyle w:val="Hyperlink"/>
+                <w:noProof/>
+              </w:rPr>
+              <w:t>World Editing:</w:t>
+            </w:r>
+            <w:r>
+              <w:rPr>
+                <w:noProof/>
+                <w:webHidden/>
+              </w:rPr>
+              <w:tab/>
+            </w:r>
+            <w:r>
+              <w:rPr>
+                <w:noProof/>
+                <w:webHidden/>
+              </w:rPr>
+              <w:fldChar w:fldCharType="begin"/>
+            </w:r>
+            <w:r>
+              <w:rPr>
+                <w:noProof/>
+                <w:webHidden/>
+              </w:rPr>
+              <w:instrText xml:space="preserve"> PAGEREF _Toc195305009 \h </w:instrText>
+            </w:r>
+            <w:r>
+              <w:rPr>
+                <w:noProof/>
+                <w:webHidden/>
+              </w:rPr>
+            </w:r>
+            <w:r>
+              <w:rPr>
+                <w:noProof/>
+                <w:webHidden/>
+              </w:rPr>
+              <w:fldChar w:fldCharType="separate"/>
+            </w:r>
+            <w:r>
+              <w:rPr>
+                <w:noProof/>
+                <w:webHidden/>
+              </w:rPr>
+              <w:t>3</w:t>
+            </w:r>
+            <w:r>
+              <w:rPr>
+                <w:noProof/>
+                <w:webHidden/>
+              </w:rPr>
+              <w:fldChar w:fldCharType="end"/>
+            </w:r>
+          </w:hyperlink>
+        </w:p>
+        <w:p>
+          <w:pPr>
+            <w:pStyle w:val="TOC1"/>
+            <w:tabs>
+              <w:tab w:val="right" w:leader="dot" w:pos="9016"/>
+            </w:tabs>
+            <w:rPr>
+              <w:rFonts w:eastAsiaTheme="minorEastAsia"/>
+              <w:noProof/>
+              <w:sz w:val="24"/>
+              <w:szCs w:val="24"/>
+              <w:lang w:eastAsia="en-GB"/>
+            </w:rPr>
+          </w:pPr>
+          <w:hyperlink w:anchor="_Toc195305010" w:history="1">
+            <w:r>
+              <w:rPr>
+                <w:rStyle w:val="Hyperlink"/>
+                <w:noProof/>
+              </w:rPr>
+              <w:t>Controls</w:t>
+            </w:r>
+            <w:r>
+              <w:rPr>
+                <w:noProof/>
+                <w:webHidden/>
+              </w:rPr>
+              <w:tab/>
+            </w:r>
+            <w:r>
+              <w:rPr>
+                <w:noProof/>
+                <w:webHidden/>
+              </w:rPr>
+              <w:fldChar w:fldCharType="begin"/>
+            </w:r>
+            <w:r>
+              <w:rPr>
+                <w:noProof/>
+                <w:webHidden/>
+              </w:rPr>
+              <w:instrText xml:space="preserve"> PAGEREF _Toc195305010 \h </w:instrText>
+            </w:r>
+            <w:r>
+              <w:rPr>
+                <w:noProof/>
+                <w:webHidden/>
+              </w:rPr>
+            </w:r>
+            <w:r>
+              <w:rPr>
+                <w:noProof/>
+                <w:webHidden/>
+              </w:rPr>
+              <w:fldChar w:fldCharType="separate"/>
+            </w:r>
+            <w:r>
+              <w:rPr>
+                <w:noProof/>
+                <w:webHidden/>
+              </w:rPr>
+              <w:t>4</w:t>
+            </w:r>
+            <w:r>
+              <w:rPr>
+                <w:noProof/>
+                <w:webHidden/>
+              </w:rPr>
+              <w:fldChar w:fldCharType="end"/>
+            </w:r>
+          </w:hyperlink>
+        </w:p>
+        <w:p>
+          <w:pPr>
+            <w:pStyle w:val="TOC2"/>
+            <w:tabs>
+              <w:tab w:val="right" w:leader="dot" w:pos="9016"/>
+            </w:tabs>
+            <w:rPr>
+              <w:rFonts w:eastAsiaTheme="minorEastAsia"/>
+              <w:noProof/>
+              <w:sz w:val="24"/>
+              <w:szCs w:val="24"/>
+              <w:lang w:eastAsia="en-GB"/>
+            </w:rPr>
+          </w:pPr>
+          <w:hyperlink w:anchor="_Toc195305011" w:history="1">
+            <w:r>
+              <w:rPr>
+                <w:rStyle w:val="Hyperlink"/>
+                <w:noProof/>
+              </w:rPr>
+              <w:t>Camera Controls:</w:t>
+            </w:r>
+            <w:r>
+              <w:rPr>
+                <w:noProof/>
+                <w:webHidden/>
+              </w:rPr>
+              <w:tab/>
+            </w:r>
+            <w:r>
+              <w:rPr>
+                <w:noProof/>
+                <w:webHidden/>
+              </w:rPr>
+              <w:fldChar w:fldCharType="begin"/>
+            </w:r>
+            <w:r>
+              <w:rPr>
+                <w:noProof/>
+                <w:webHidden/>
+              </w:rPr>
+              <w:instrText xml:space="preserve"> PAGEREF _Toc195305011 \h </w:instrText>
+            </w:r>
+            <w:r>
+              <w:rPr>
+                <w:noProof/>
+                <w:webHidden/>
+              </w:rPr>
+            </w:r>
+            <w:r>
+              <w:rPr>
+                <w:noProof/>
+                <w:webHidden/>
+              </w:rPr>
+              <w:fldChar w:fldCharType="separate"/>
+            </w:r>
+            <w:r>
+              <w:rPr>
+                <w:noProof/>
+                <w:webHidden/>
+              </w:rPr>
+              <w:t>4</w:t>
+            </w:r>
+            <w:r>
+              <w:rPr>
+                <w:noProof/>
+                <w:webHidden/>
+              </w:rPr>
+              <w:fldChar w:fldCharType="end"/>
+            </w:r>
+          </w:hyperlink>
+        </w:p>
+        <w:p>
+          <w:pPr>
+            <w:pStyle w:val="TOC2"/>
+            <w:tabs>
+              <w:tab w:val="right" w:leader="dot" w:pos="9016"/>
+            </w:tabs>
+            <w:rPr>
+              <w:rFonts w:eastAsiaTheme="minorEastAsia"/>
+              <w:noProof/>
+              <w:sz w:val="24"/>
+              <w:szCs w:val="24"/>
+              <w:lang w:eastAsia="en-GB"/>
+            </w:rPr>
+          </w:pPr>
+          <w:hyperlink w:anchor="_Toc195305012" w:history="1">
+            <w:r>
+              <w:rPr>
+                <w:rStyle w:val="Hyperlink"/>
+                <w:noProof/>
+              </w:rPr>
+              <w:t>Mouse Picking and Highlighting:</w:t>
+            </w:r>
+            <w:r>
+              <w:rPr>
+                <w:noProof/>
+                <w:webHidden/>
+              </w:rPr>
+              <w:tab/>
+            </w:r>
+            <w:r>
+              <w:rPr>
+                <w:noProof/>
+                <w:webHidden/>
+              </w:rPr>
+              <w:fldChar w:fldCharType="begin"/>
+            </w:r>
+            <w:r>
+              <w:rPr>
+                <w:noProof/>
+                <w:webHidden/>
+              </w:rPr>
+              <w:instrText xml:space="preserve"> PAGEREF _Toc195305012 \h </w:instrText>
+            </w:r>
+            <w:r>
+              <w:rPr>
+                <w:noProof/>
+                <w:webHidden/>
+              </w:rPr>
+            </w:r>
+            <w:r>
+              <w:rPr>
+                <w:noProof/>
+                <w:webHidden/>
+              </w:rPr>
+              <w:fldChar w:fldCharType="separate"/>
+            </w:r>
+            <w:r>
+              <w:rPr>
+                <w:noProof/>
+                <w:webHidden/>
+              </w:rPr>
+              <w:t>4</w:t>
+            </w:r>
+            <w:r>
+              <w:rPr>
+                <w:noProof/>
+                <w:webHidden/>
+              </w:rPr>
+              <w:fldChar w:fldCharType="end"/>
+            </w:r>
+          </w:hyperlink>
+        </w:p>
+        <w:p>
+          <w:pPr>
+            <w:pStyle w:val="TOC2"/>
+            <w:tabs>
+              <w:tab w:val="right" w:leader="dot" w:pos="9016"/>
+            </w:tabs>
+            <w:rPr>
+              <w:rFonts w:eastAsiaTheme="minorEastAsia"/>
+              <w:noProof/>
+              <w:sz w:val="24"/>
+              <w:szCs w:val="24"/>
+              <w:lang w:eastAsia="en-GB"/>
+            </w:rPr>
+          </w:pPr>
+          <w:hyperlink w:anchor="_Toc195305013" w:history="1">
+            <w:r>
+              <w:rPr>
+                <w:rStyle w:val="Hyperlink"/>
+                <w:noProof/>
+              </w:rPr>
+              <w:t>Object Manipulation:</w:t>
+            </w:r>
+            <w:r>
+              <w:rPr>
+                <w:noProof/>
+                <w:webHidden/>
+              </w:rPr>
+              <w:tab/>
+            </w:r>
+            <w:r>
+              <w:rPr>
+                <w:noProof/>
+                <w:webHidden/>
+              </w:rPr>
+              <w:fldChar w:fldCharType="begin"/>
+            </w:r>
+            <w:r>
+              <w:rPr>
+                <w:noProof/>
+                <w:webHidden/>
+              </w:rPr>
+              <w:instrText xml:space="preserve"> PAGEREF _Toc195305013 \h </w:instrText>
+            </w:r>
+            <w:r>
+              <w:rPr>
+                <w:noProof/>
+                <w:webHidden/>
+              </w:rPr>
+            </w:r>
+            <w:r>
+              <w:rPr>
+                <w:noProof/>
+                <w:webHidden/>
+              </w:rPr>
+              <w:fldChar w:fldCharType="separate"/>
+            </w:r>
+            <w:r>
+              <w:rPr>
+                <w:noProof/>
+                <w:webHidden/>
+              </w:rPr>
+              <w:t>4</w:t>
+            </w:r>
+            <w:r>
+              <w:rPr>
+                <w:noProof/>
+                <w:webHidden/>
+              </w:rPr>
+              <w:fldChar w:fldCharType="end"/>
+            </w:r>
+          </w:hyperlink>
+        </w:p>
+        <w:p>
+          <w:pPr>
+            <w:pStyle w:val="TOC3"/>
+            <w:tabs>
+              <w:tab w:val="right" w:leader="dot" w:pos="9016"/>
+            </w:tabs>
+            <w:rPr>
+              <w:rFonts w:eastAsiaTheme="minorEastAsia"/>
+              <w:noProof/>
+              <w:sz w:val="24"/>
+              <w:szCs w:val="24"/>
+              <w:lang w:eastAsia="en-GB"/>
+            </w:rPr>
+          </w:pPr>
+          <w:hyperlink w:anchor="_Toc195305014" w:history="1">
+            <w:r>
+              <w:rPr>
+                <w:rStyle w:val="Hyperlink"/>
+                <w:noProof/>
+              </w:rPr>
+              <w:t>Camera:</w:t>
+            </w:r>
+            <w:r>
+              <w:rPr>
+                <w:noProof/>
+                <w:webHidden/>
+              </w:rPr>
+              <w:tab/>
+            </w:r>
+            <w:r>
+              <w:rPr>
+                <w:noProof/>
+                <w:webHidden/>
+              </w:rPr>
+              <w:fldChar w:fldCharType="begin"/>
+            </w:r>
+            <w:r>
+              <w:rPr>
+                <w:noProof/>
+                <w:webHidden/>
+              </w:rPr>
+              <w:instrText xml:space="preserve"> PAGEREF _Toc195305014 \h </w:instrText>
+            </w:r>
+            <w:r>
+              <w:rPr>
+                <w:noProof/>
+                <w:webHidden/>
+              </w:rPr>
+            </w:r>
+            <w:r>
+              <w:rPr>
+                <w:noProof/>
+                <w:webHidden/>
+              </w:rPr>
+              <w:fldChar w:fldCharType="separate"/>
+            </w:r>
+            <w:r>
+              <w:rPr>
+                <w:noProof/>
+                <w:webHidden/>
+              </w:rPr>
+              <w:t>5</w:t>
+            </w:r>
+            <w:r>
+              <w:rPr>
+                <w:noProof/>
+                <w:webHidden/>
+              </w:rPr>
+              <w:fldChar w:fldCharType="end"/>
+            </w:r>
+          </w:hyperlink>
+        </w:p>
+        <w:p>
+          <w:pPr>
+            <w:pStyle w:val="TOC3"/>
+            <w:tabs>
+              <w:tab w:val="right" w:leader="dot" w:pos="9016"/>
+            </w:tabs>
+            <w:rPr>
+              <w:rFonts w:eastAsiaTheme="minorEastAsia"/>
+              <w:noProof/>
+              <w:sz w:val="24"/>
+              <w:szCs w:val="24"/>
+              <w:lang w:eastAsia="en-GB"/>
+            </w:rPr>
+          </w:pPr>
+          <w:hyperlink w:anchor="_Toc195305015" w:history="1">
+            <w:r>
+              <w:rPr>
+                <w:rStyle w:val="Hyperlink"/>
+                <w:noProof/>
+              </w:rPr>
+              <w:t>Transform:</w:t>
+            </w:r>
+            <w:r>
+              <w:rPr>
+                <w:noProof/>
+                <w:webHidden/>
+              </w:rPr>
+              <w:tab/>
+            </w:r>
+            <w:r>
+              <w:rPr>
+                <w:noProof/>
+                <w:webHidden/>
+              </w:rPr>
+              <w:fldChar w:fldCharType="begin"/>
+            </w:r>
+            <w:r>
+              <w:rPr>
+                <w:noProof/>
+                <w:webHidden/>
+              </w:rPr>
+              <w:instrText xml:space="preserve"> PAGEREF _Toc195305015 \h </w:instrText>
+            </w:r>
+            <w:r>
+              <w:rPr>
+                <w:noProof/>
+                <w:webHidden/>
+              </w:rPr>
+            </w:r>
+            <w:r>
+              <w:rPr>
+                <w:noProof/>
+                <w:webHidden/>
+              </w:rPr>
+              <w:fldChar w:fldCharType="separate"/>
+            </w:r>
+            <w:r>
+              <w:rPr>
+                <w:noProof/>
+                <w:webHidden/>
+              </w:rPr>
+              <w:t>5</w:t>
+            </w:r>
+            <w:r>
+              <w:rPr>
+                <w:noProof/>
+                <w:webHidden/>
+              </w:rPr>
+              <w:fldChar w:fldCharType="end"/>
+            </w:r>
+          </w:hyperlink>
+        </w:p>
+        <w:p>
+          <w:pPr>
+            <w:pStyle w:val="TOC3"/>
+            <w:tabs>
+              <w:tab w:val="right" w:leader="dot" w:pos="9016"/>
+            </w:tabs>
+            <w:rPr>
+              <w:rFonts w:eastAsiaTheme="minorEastAsia"/>
+              <w:noProof/>
+              <w:sz w:val="24"/>
+              <w:szCs w:val="24"/>
+              <w:lang w:eastAsia="en-GB"/>
+            </w:rPr>
+          </w:pPr>
+          <w:hyperlink w:anchor="_Toc195305016" w:history="1">
+            <w:r>
+              <w:rPr>
+                <w:rStyle w:val="Hyperlink"/>
+                <w:noProof/>
+              </w:rPr>
+              <w:t>Rotate:</w:t>
+            </w:r>
+            <w:r>
+              <w:rPr>
+                <w:noProof/>
+                <w:webHidden/>
+              </w:rPr>
+              <w:tab/>
+            </w:r>
+            <w:r>
+              <w:rPr>
+                <w:noProof/>
+                <w:webHidden/>
+              </w:rPr>
+              <w:fldChar w:fldCharType="begin"/>
+            </w:r>
+            <w:r>
+              <w:rPr>
+                <w:noProof/>
+                <w:webHidden/>
+              </w:rPr>
+              <w:instrText xml:space="preserve"> PAGEREF _Toc195305016 \h </w:instrText>
+            </w:r>
+            <w:r>
+              <w:rPr>
+                <w:noProof/>
+                <w:webHidden/>
+              </w:rPr>
+            </w:r>
+            <w:r>
+              <w:rPr>
+                <w:noProof/>
+                <w:webHidden/>
+              </w:rPr>
+              <w:fldChar w:fldCharType="separate"/>
+            </w:r>
+            <w:r>
+              <w:rPr>
+                <w:noProof/>
+                <w:webHidden/>
+              </w:rPr>
+              <w:t>5</w:t>
+            </w:r>
+            <w:r>
+              <w:rPr>
+                <w:noProof/>
+                <w:webHidden/>
+              </w:rPr>
+              <w:fldChar w:fldCharType="end"/>
+            </w:r>
+          </w:hyperlink>
+        </w:p>
+        <w:p>
+          <w:pPr>
+            <w:pStyle w:val="TOC3"/>
+            <w:tabs>
+              <w:tab w:val="right" w:leader="dot" w:pos="9016"/>
+            </w:tabs>
+            <w:rPr>
+              <w:rFonts w:eastAsiaTheme="minorEastAsia"/>
+              <w:noProof/>
+              <w:sz w:val="24"/>
+              <w:szCs w:val="24"/>
+              <w:lang w:eastAsia="en-GB"/>
+            </w:rPr>
+          </w:pPr>
+          <w:hyperlink w:anchor="_Toc195305017" w:history="1">
+            <w:r>
+              <w:rPr>
+                <w:rStyle w:val="Hyperlink"/>
+                <w:noProof/>
+              </w:rPr>
+              <w:t>Scale:</w:t>
+            </w:r>
+            <w:r>
+              <w:rPr>
+                <w:noProof/>
+                <w:webHidden/>
+              </w:rPr>
+              <w:tab/>
+            </w:r>
+            <w:r>
+              <w:rPr>
+                <w:noProof/>
+                <w:webHidden/>
+              </w:rPr>
+              <w:fldChar w:fldCharType="begin"/>
+            </w:r>
+            <w:r>
+              <w:rPr>
+                <w:noProof/>
+                <w:webHidden/>
+              </w:rPr>
+              <w:instrText xml:space="preserve"> PAGEREF _Toc195305017 \h </w:instrText>
+            </w:r>
+            <w:r>
+              <w:rPr>
+                <w:noProof/>
+                <w:webHidden/>
+              </w:rPr>
+            </w:r>
+            <w:r>
+              <w:rPr>
+                <w:noProof/>
+                <w:webHidden/>
+              </w:rPr>
+              <w:fldChar w:fldCharType="separate"/>
+            </w:r>
+            <w:r>
+              <w:rPr>
+                <w:noProof/>
+                <w:webHidden/>
+              </w:rPr>
+              <w:t>5</w:t>
+            </w:r>
+            <w:r>
+              <w:rPr>
+                <w:noProof/>
+                <w:webHidden/>
+              </w:rPr>
+              <w:fldChar w:fldCharType="end"/>
+            </w:r>
+          </w:hyperlink>
+        </w:p>
+        <w:p>
+          <w:pPr>
+            <w:pStyle w:val="TOC1"/>
+            <w:tabs>
+              <w:tab w:val="right" w:leader="dot" w:pos="9016"/>
+            </w:tabs>
+            <w:rPr>
+              <w:rFonts w:eastAsiaTheme="minorEastAsia"/>
+              <w:noProof/>
+              <w:sz w:val="24"/>
+              <w:szCs w:val="24"/>
+              <w:lang w:eastAsia="en-GB"/>
+            </w:rPr>
+          </w:pPr>
+          <w:hyperlink w:anchor="_Toc195305018" w:history="1">
+            <w:r>
+              <w:rPr>
+                <w:rStyle w:val="Hyperlink"/>
+                <w:noProof/>
+              </w:rPr>
+              <w:t>Features</w:t>
+            </w:r>
+            <w:r>
+              <w:rPr>
+                <w:noProof/>
+                <w:webHidden/>
+              </w:rPr>
+              <w:tab/>
+            </w:r>
+            <w:r>
+              <w:rPr>
+                <w:noProof/>
+                <w:webHidden/>
+              </w:rPr>
+              <w:fldChar w:fldCharType="begin"/>
+            </w:r>
+            <w:r>
+              <w:rPr>
+                <w:noProof/>
+                <w:webHidden/>
+              </w:rPr>
+              <w:instrText xml:space="preserve"> PAGEREF _Toc195305018 \h </w:instrText>
+            </w:r>
+            <w:r>
+              <w:rPr>
+                <w:noProof/>
+                <w:webHidden/>
+              </w:rPr>
+            </w:r>
+            <w:r>
+              <w:rPr>
+                <w:noProof/>
+                <w:webHidden/>
+              </w:rPr>
+              <w:fldChar w:fldCharType="separate"/>
+            </w:r>
+            <w:r>
+              <w:rPr>
+                <w:noProof/>
+                <w:webHidden/>
+              </w:rPr>
+              <w:t>6</w:t>
+            </w:r>
+            <w:r>
+              <w:rPr>
+                <w:noProof/>
+                <w:webHidden/>
+              </w:rPr>
+              <w:fldChar w:fldCharType="end"/>
+            </w:r>
+          </w:hyperlink>
+        </w:p>
+        <w:p>
+          <w:pPr>
+            <w:pStyle w:val="TOC2"/>
+            <w:tabs>
+              <w:tab w:val="right" w:leader="dot" w:pos="9016"/>
+            </w:tabs>
+            <w:rPr>
+              <w:rFonts w:eastAsiaTheme="minorEastAsia"/>
+              <w:noProof/>
+              <w:sz w:val="24"/>
+              <w:szCs w:val="24"/>
+              <w:lang w:eastAsia="en-GB"/>
+            </w:rPr>
+          </w:pPr>
+          <w:hyperlink w:anchor="_Toc195305019" w:history="1">
+            <w:r>
+              <w:rPr>
+                <w:rStyle w:val="Hyperlink"/>
+                <w:noProof/>
+              </w:rPr>
+              <w:t>Mouse Picking and Highlighting</w:t>
+            </w:r>
+            <w:r>
+              <w:rPr>
+                <w:noProof/>
+                <w:webHidden/>
+              </w:rPr>
+              <w:tab/>
+            </w:r>
+            <w:r>
+              <w:rPr>
+                <w:noProof/>
+                <w:webHidden/>
+              </w:rPr>
+              <w:fldChar w:fldCharType="begin"/>
+            </w:r>
+            <w:r>
+              <w:rPr>
+                <w:noProof/>
+                <w:webHidden/>
+              </w:rPr>
+              <w:instrText xml:space="preserve"> PAGEREF _Toc195305019 \h </w:instrText>
+            </w:r>
+            <w:r>
+              <w:rPr>
+                <w:noProof/>
+                <w:webHidden/>
+              </w:rPr>
+            </w:r>
+            <w:r>
+              <w:rPr>
+                <w:noProof/>
+                <w:webHidden/>
+              </w:rPr>
+              <w:fldChar w:fldCharType="separate"/>
+            </w:r>
+            <w:r>
+              <w:rPr>
+                <w:noProof/>
+                <w:webHidden/>
+              </w:rPr>
+              <w:t>6</w:t>
+            </w:r>
+            <w:r>
+              <w:rPr>
+                <w:noProof/>
+                <w:webHidden/>
+              </w:rPr>
+              <w:fldChar w:fldCharType="end"/>
+            </w:r>
+          </w:hyperlink>
+        </w:p>
+        <w:p>
+          <w:pPr>
+            <w:pStyle w:val="TOC2"/>
+            <w:tabs>
+              <w:tab w:val="right" w:leader="dot" w:pos="9016"/>
+            </w:tabs>
+            <w:rPr>
+              <w:rFonts w:eastAsiaTheme="minorEastAsia"/>
+              <w:noProof/>
+              <w:sz w:val="24"/>
+              <w:szCs w:val="24"/>
+              <w:lang w:eastAsia="en-GB"/>
+            </w:rPr>
+          </w:pPr>
+          <w:hyperlink w:anchor="_Toc195305020" w:history="1">
+            <w:r>
+              <w:rPr>
+                <w:rStyle w:val="Hyperlink"/>
+                <w:noProof/>
+              </w:rPr>
+              <w:t>Camera:</w:t>
+            </w:r>
+            <w:r>
+              <w:rPr>
+                <w:noProof/>
+                <w:webHidden/>
+              </w:rPr>
+              <w:tab/>
+            </w:r>
+            <w:r>
+              <w:rPr>
+                <w:noProof/>
+                <w:webHidden/>
+              </w:rPr>
+              <w:fldChar w:fldCharType="begin"/>
+            </w:r>
+            <w:r>
+              <w:rPr>
+                <w:noProof/>
+                <w:webHidden/>
+              </w:rPr>
+              <w:instrText xml:space="preserve"> PAGEREF _Toc195305020 \h </w:instrText>
+            </w:r>
+            <w:r>
+              <w:rPr>
+                <w:noProof/>
+                <w:webHidden/>
+              </w:rPr>
+            </w:r>
+            <w:r>
+              <w:rPr>
+                <w:noProof/>
+                <w:webHidden/>
+              </w:rPr>
+              <w:fldChar w:fldCharType="separate"/>
+            </w:r>
+            <w:r>
+              <w:rPr>
+                <w:noProof/>
+                <w:webHidden/>
+              </w:rPr>
+              <w:t>7</w:t>
+            </w:r>
+            <w:r>
+              <w:rPr>
+                <w:noProof/>
+                <w:webHidden/>
+              </w:rPr>
+              <w:fldChar w:fldCharType="end"/>
+            </w:r>
+          </w:hyperlink>
+        </w:p>
+        <w:p>
+          <w:pPr>
+            <w:pStyle w:val="TOC2"/>
+            <w:tabs>
+              <w:tab w:val="right" w:leader="dot" w:pos="9016"/>
+            </w:tabs>
+            <w:rPr>
+              <w:rFonts w:eastAsiaTheme="minorEastAsia"/>
+              <w:noProof/>
+              <w:sz w:val="24"/>
+              <w:szCs w:val="24"/>
+              <w:lang w:eastAsia="en-GB"/>
+            </w:rPr>
+          </w:pPr>
+          <w:hyperlink w:anchor="_Toc195305021" w:history="1">
+            <w:r>
+              <w:rPr>
+                <w:rStyle w:val="Hyperlink"/>
+                <w:noProof/>
+              </w:rPr>
+              <w:t>Focus Camera:</w:t>
+            </w:r>
+            <w:r>
+              <w:rPr>
+                <w:noProof/>
+                <w:webHidden/>
+              </w:rPr>
+              <w:tab/>
+            </w:r>
+            <w:r>
+              <w:rPr>
+                <w:noProof/>
+                <w:webHidden/>
+              </w:rPr>
+              <w:fldChar w:fldCharType="begin"/>
+            </w:r>
+            <w:r>
+              <w:rPr>
+                <w:noProof/>
+                <w:webHidden/>
+              </w:rPr>
+              <w:instrText xml:space="preserve"> PAGEREF _Toc195305021 \h </w:instrText>
+            </w:r>
+            <w:r>
+              <w:rPr>
+                <w:noProof/>
+                <w:webHidden/>
+              </w:rPr>
+            </w:r>
+            <w:r>
+              <w:rPr>
+                <w:noProof/>
+                <w:webHidden/>
+              </w:rPr>
+              <w:fldChar w:fldCharType="separate"/>
+            </w:r>
+            <w:r>
+              <w:rPr>
+                <w:noProof/>
+                <w:webHidden/>
+              </w:rPr>
+              <w:t>7</w:t>
+            </w:r>
+            <w:r>
+              <w:rPr>
+                <w:noProof/>
+                <w:webHidden/>
+              </w:rPr>
+              <w:fldChar w:fldCharType="end"/>
+            </w:r>
+          </w:hyperlink>
+        </w:p>
+        <w:p>
+          <w:pPr>
+            <w:pStyle w:val="TOC2"/>
+            <w:tabs>
+              <w:tab w:val="right" w:leader="dot" w:pos="9016"/>
+            </w:tabs>
+            <w:rPr>
+              <w:rFonts w:eastAsiaTheme="minorEastAsia"/>
+              <w:noProof/>
+              <w:sz w:val="24"/>
+              <w:szCs w:val="24"/>
+              <w:lang w:eastAsia="en-GB"/>
+            </w:rPr>
+          </w:pPr>
+          <w:hyperlink w:anchor="_Toc195305022" w:history="1">
+            <w:r>
+              <w:rPr>
+                <w:rStyle w:val="Hyperlink"/>
+                <w:noProof/>
+              </w:rPr>
+              <w:t>Object Manipulation</w:t>
+            </w:r>
+            <w:r>
+              <w:rPr>
+                <w:noProof/>
+                <w:webHidden/>
+              </w:rPr>
+              <w:tab/>
+            </w:r>
+            <w:r>
+              <w:rPr>
+                <w:noProof/>
+                <w:webHidden/>
+              </w:rPr>
+              <w:fldChar w:fldCharType="begin"/>
+            </w:r>
+            <w:r>
+              <w:rPr>
+                <w:noProof/>
+                <w:webHidden/>
+              </w:rPr>
+              <w:instrText xml:space="preserve"> PAGEREF _Toc195305022 \h </w:instrText>
+            </w:r>
+            <w:r>
+              <w:rPr>
+                <w:noProof/>
+                <w:webHidden/>
+              </w:rPr>
+            </w:r>
+            <w:r>
+              <w:rPr>
+                <w:noProof/>
+                <w:webHidden/>
+              </w:rPr>
+              <w:fldChar w:fldCharType="separate"/>
+            </w:r>
+            <w:r>
+              <w:rPr>
+                <w:noProof/>
+                <w:webHidden/>
+              </w:rPr>
+              <w:t>8</w:t>
+            </w:r>
+            <w:r>
+              <w:rPr>
+                <w:noProof/>
+                <w:webHidden/>
+              </w:rPr>
+              <w:fldChar w:fldCharType="end"/>
+            </w:r>
+          </w:hyperlink>
+        </w:p>
+        <w:p>
+          <w:pPr>
+            <w:pStyle w:val="TOC3"/>
+            <w:tabs>
+              <w:tab w:val="right" w:leader="dot" w:pos="9016"/>
+            </w:tabs>
+            <w:rPr>
+              <w:rFonts w:eastAsiaTheme="minorEastAsia"/>
+              <w:noProof/>
+              <w:sz w:val="24"/>
+              <w:szCs w:val="24"/>
+              <w:lang w:eastAsia="en-GB"/>
+            </w:rPr>
+          </w:pPr>
+          <w:hyperlink w:anchor="_Toc195305023" w:history="1">
+            <w:r>
+              <w:rPr>
+                <w:rStyle w:val="Hyperlink"/>
+                <w:noProof/>
+              </w:rPr>
+              <w:t>Transform Object</w:t>
+            </w:r>
+            <w:r>
+              <w:rPr>
+                <w:noProof/>
+                <w:webHidden/>
+              </w:rPr>
+              <w:tab/>
+            </w:r>
+            <w:r>
+              <w:rPr>
+                <w:noProof/>
+                <w:webHidden/>
+              </w:rPr>
+              <w:fldChar w:fldCharType="begin"/>
+            </w:r>
+            <w:r>
+              <w:rPr>
+                <w:noProof/>
+                <w:webHidden/>
+              </w:rPr>
+              <w:instrText xml:space="preserve"> PAGEREF _Toc195305023 \h </w:instrText>
+            </w:r>
+            <w:r>
+              <w:rPr>
+                <w:noProof/>
+                <w:webHidden/>
+              </w:rPr>
+            </w:r>
+            <w:r>
+              <w:rPr>
+                <w:noProof/>
+                <w:webHidden/>
+              </w:rPr>
+              <w:fldChar w:fldCharType="separate"/>
+            </w:r>
+            <w:r>
+              <w:rPr>
+                <w:noProof/>
+                <w:webHidden/>
+              </w:rPr>
+              <w:t>8</w:t>
+            </w:r>
+            <w:r>
+              <w:rPr>
+                <w:noProof/>
+                <w:webHidden/>
+              </w:rPr>
+              <w:fldChar w:fldCharType="end"/>
+            </w:r>
+          </w:hyperlink>
+        </w:p>
+        <w:p>
+          <w:pPr>
+            <w:pStyle w:val="TOC3"/>
+            <w:tabs>
+              <w:tab w:val="right" w:leader="dot" w:pos="9016"/>
+            </w:tabs>
+            <w:rPr>
+              <w:rFonts w:eastAsiaTheme="minorEastAsia"/>
+              <w:noProof/>
+              <w:sz w:val="24"/>
+              <w:szCs w:val="24"/>
+              <w:lang w:eastAsia="en-GB"/>
+            </w:rPr>
+          </w:pPr>
+          <w:hyperlink w:anchor="_Toc195305024" w:history="1">
+            <w:r>
+              <w:rPr>
+                <w:rStyle w:val="Hyperlink"/>
+                <w:noProof/>
+              </w:rPr>
+              <w:t>Object Scaling</w:t>
+            </w:r>
+            <w:r>
+              <w:rPr>
+                <w:noProof/>
+                <w:webHidden/>
+              </w:rPr>
+              <w:tab/>
+            </w:r>
+            <w:r>
+              <w:rPr>
+                <w:noProof/>
+                <w:webHidden/>
+              </w:rPr>
+              <w:fldChar w:fldCharType="begin"/>
+            </w:r>
+            <w:r>
+              <w:rPr>
+                <w:noProof/>
+                <w:webHidden/>
+              </w:rPr>
+              <w:instrText xml:space="preserve"> PAGEREF _Toc195305024 \h </w:instrText>
+            </w:r>
+            <w:r>
+              <w:rPr>
+                <w:noProof/>
+                <w:webHidden/>
+              </w:rPr>
+            </w:r>
+            <w:r>
+              <w:rPr>
+                <w:noProof/>
+                <w:webHidden/>
+              </w:rPr>
+              <w:fldChar w:fldCharType="separate"/>
+            </w:r>
+            <w:r>
+              <w:rPr>
+                <w:noProof/>
+                <w:webHidden/>
+              </w:rPr>
+              <w:t>8</w:t>
+            </w:r>
+            <w:r>
+              <w:rPr>
+                <w:noProof/>
+                <w:webHidden/>
+              </w:rPr>
+              <w:fldChar w:fldCharType="end"/>
+            </w:r>
+          </w:hyperlink>
+        </w:p>
+        <w:p>
+          <w:pPr>
+            <w:pStyle w:val="TOC3"/>
+            <w:tabs>
+              <w:tab w:val="right" w:leader="dot" w:pos="9016"/>
+            </w:tabs>
+            <w:rPr>
+              <w:rFonts w:eastAsiaTheme="minorEastAsia"/>
+              <w:noProof/>
+              <w:sz w:val="24"/>
+              <w:szCs w:val="24"/>
+              <w:lang w:eastAsia="en-GB"/>
+            </w:rPr>
+          </w:pPr>
+          <w:hyperlink w:anchor="_Toc195305025" w:history="1">
+            <w:r>
+              <w:rPr>
+                <w:rStyle w:val="Hyperlink"/>
+                <w:noProof/>
+              </w:rPr>
+              <w:t>Object Rotation</w:t>
+            </w:r>
+            <w:r>
+              <w:rPr>
+                <w:noProof/>
+                <w:webHidden/>
+              </w:rPr>
+              <w:tab/>
+            </w:r>
+            <w:r>
+              <w:rPr>
+                <w:noProof/>
+                <w:webHidden/>
+              </w:rPr>
+              <w:fldChar w:fldCharType="begin"/>
+            </w:r>
+            <w:r>
+              <w:rPr>
+                <w:noProof/>
+                <w:webHidden/>
+              </w:rPr>
+              <w:instrText xml:space="preserve"> PAGEREF _Toc195305025 \h </w:instrText>
+            </w:r>
+            <w:r>
+              <w:rPr>
+                <w:noProof/>
+                <w:webHidden/>
+              </w:rPr>
+            </w:r>
+            <w:r>
+              <w:rPr>
+                <w:noProof/>
+                <w:webHidden/>
+              </w:rPr>
+              <w:fldChar w:fldCharType="separate"/>
+            </w:r>
+            <w:r>
+              <w:rPr>
+                <w:noProof/>
+                <w:webHidden/>
+              </w:rPr>
+              <w:t>9</w:t>
+            </w:r>
+            <w:r>
+              <w:rPr>
+                <w:noProof/>
+                <w:webHidden/>
+              </w:rPr>
+              <w:fldChar w:fldCharType="end"/>
+            </w:r>
+          </w:hyperlink>
+        </w:p>
+        <w:p>
+          <w:r>
+            <w:rPr>
+              <w:b/>
+              <w:bCs/>
+              <w:noProof/>
+            </w:rPr>
+            <w:fldChar w:fldCharType="end"/>
+          </w:r>
+        </w:p>
+      </w:sdtContent>
+    </w:sdt>
     <w:p>
       <w:pPr>
         <w:pStyle w:val="Heading1"/>
       </w:pPr>
+    </w:p>
+    <w:p>
+      <w:pPr>
+        <w:rPr>
+          <w:rFonts w:asciiTheme="majorHAnsi" w:eastAsiaTheme="majorEastAsia" w:hAnsiTheme="majorHAnsi" w:cstheme="majorBidi"/>
+          <w:color w:val="0F4761" w:themeColor="accent1" w:themeShade="BF"/>
+          <w:sz w:val="40"/>
+          <w:szCs w:val="40"/>
+        </w:rPr>
+      </w:pPr>
+      <w:r>
+        <w:br w:type="page"/>
+      </w:r>
+    </w:p>
+    <w:p>
+      <w:pPr>
+        <w:pStyle w:val="Heading1"/>
+      </w:pPr>
+      <w:bookmarkStart w:id="0" w:name="_Toc195305007"/>
       <w:r>
         <w:lastRenderedPageBreak/>
         <w:t>Summary</w:t>
       </w:r>
+      <w:bookmarkEnd w:id="0"/>
     </w:p>
     <w:p>
       <w:r>
@@ -47,12 +1487,14 @@
     </w:p>
     <w:p/>
     <w:p>
+      <w:bookmarkStart w:id="1" w:name="_Toc195305008"/>
       <w:r>
         <w:rPr>
           <w:rStyle w:val="Heading2Char"/>
         </w:rPr>
         <w:t>Usability</w:t>
       </w:r>
+      <w:bookmarkEnd w:id="1"/>
       <w:r>
         <w:t>:</w:t>
       </w:r>
@@ -98,6 +1540,7 @@
       <w:pPr>
         <w:pStyle w:val="Heading2"/>
       </w:pPr>
+      <w:bookmarkStart w:id="2" w:name="_Toc195305009"/>
       <w:r>
         <w:rPr>
           <w:rStyle w:val="Heading2Char"/>
@@ -116,6 +1559,7 @@
       <w:r>
         <w:t>:</w:t>
       </w:r>
+      <w:bookmarkEnd w:id="2"/>
     </w:p>
     <w:p>
       <w:pPr>
@@ -174,10 +1618,12 @@
       <w:pPr>
         <w:pStyle w:val="Heading1"/>
       </w:pPr>
+      <w:bookmarkStart w:id="3" w:name="_Toc195305010"/>
       <w:r>
         <w:lastRenderedPageBreak/>
         <w:t>Controls</w:t>
       </w:r>
+      <w:bookmarkEnd w:id="3"/>
       <w:r>
         <w:tab/>
       </w:r>
@@ -192,9 +1638,11 @@
       <w:pPr>
         <w:pStyle w:val="Heading2"/>
       </w:pPr>
+      <w:bookmarkStart w:id="4" w:name="_Toc195305011"/>
       <w:r>
         <w:t>Camera Controls:</w:t>
       </w:r>
+      <w:bookmarkEnd w:id="4"/>
     </w:p>
     <w:p>
       <w:pPr>
@@ -320,9 +1768,11 @@
       <w:pPr>
         <w:pStyle w:val="Heading2"/>
       </w:pPr>
+      <w:bookmarkStart w:id="5" w:name="_Toc195305012"/>
       <w:r>
         <w:t>Mouse Picking and Highlighting:</w:t>
       </w:r>
+      <w:bookmarkEnd w:id="5"/>
     </w:p>
     <w:p>
       <w:pPr>
@@ -353,9 +1803,11 @@
       <w:pPr>
         <w:pStyle w:val="Heading2"/>
       </w:pPr>
+      <w:bookmarkStart w:id="6" w:name="_Toc195305013"/>
       <w:r>
         <w:t>Object Manipulation:</w:t>
       </w:r>
+      <w:bookmarkEnd w:id="6"/>
     </w:p>
     <w:p>
       <w:r>
@@ -374,9 +1826,14 @@
       <w:pPr>
         <w:pStyle w:val="Heading3"/>
       </w:pPr>
+      <w:bookmarkStart w:id="7" w:name="_Toc195305014"/>
       <w:r>
         <w:lastRenderedPageBreak/>
-        <w:t xml:space="preserve">Camera: </w:t>
+        <w:t>Camera:</w:t>
+      </w:r>
+      <w:bookmarkEnd w:id="7"/>
+      <w:r>
+        <w:t xml:space="preserve"> </w:t>
       </w:r>
     </w:p>
     <w:p>
@@ -388,9 +1845,11 @@
       <w:pPr>
         <w:pStyle w:val="Heading3"/>
       </w:pPr>
+      <w:bookmarkStart w:id="8" w:name="_Toc195305015"/>
       <w:r>
         <w:t>Transform:</w:t>
       </w:r>
+      <w:bookmarkEnd w:id="8"/>
     </w:p>
     <w:p>
       <w:r>
@@ -441,9 +1900,11 @@
       <w:pPr>
         <w:pStyle w:val="Heading3"/>
       </w:pPr>
+      <w:bookmarkStart w:id="9" w:name="_Toc195305016"/>
       <w:r>
         <w:t>Rotate:</w:t>
       </w:r>
+      <w:bookmarkEnd w:id="9"/>
     </w:p>
     <w:p>
       <w:r>
@@ -503,9 +1964,11 @@
       <w:pPr>
         <w:pStyle w:val="Heading3"/>
       </w:pPr>
+      <w:bookmarkStart w:id="10" w:name="_Toc195305017"/>
       <w:r>
         <w:t>Scale:</w:t>
       </w:r>
+      <w:bookmarkEnd w:id="10"/>
     </w:p>
     <w:p>
       <w:r>
@@ -569,19 +2032,23 @@
       <w:pPr>
         <w:pStyle w:val="Heading1"/>
       </w:pPr>
+      <w:bookmarkStart w:id="11" w:name="_Toc195305018"/>
       <w:r>
         <w:lastRenderedPageBreak/>
         <w:t>Features</w:t>
       </w:r>
+      <w:bookmarkEnd w:id="11"/>
     </w:p>
     <w:p/>
     <w:p>
       <w:pPr>
         <w:pStyle w:val="Heading2"/>
       </w:pPr>
+      <w:bookmarkStart w:id="12" w:name="_Toc195305019"/>
       <w:r>
         <w:t>Mouse Picking and Highlighting</w:t>
       </w:r>
+      <w:bookmarkEnd w:id="12"/>
     </w:p>
     <w:p>
       <w:r>
@@ -696,10 +2163,12 @@
       <w:pPr>
         <w:pStyle w:val="Heading2"/>
       </w:pPr>
+      <w:bookmarkStart w:id="13" w:name="_Toc195305020"/>
       <w:r>
         <w:lastRenderedPageBreak/>
         <w:t>Camera:</w:t>
       </w:r>
+      <w:bookmarkEnd w:id="13"/>
     </w:p>
     <w:p>
       <w:r>
@@ -813,9 +2282,11 @@
       <w:pPr>
         <w:pStyle w:val="Heading2"/>
       </w:pPr>
+      <w:bookmarkStart w:id="14" w:name="_Toc195305021"/>
       <w:r>
         <w:t>Focus Camera:</w:t>
       </w:r>
+      <w:bookmarkEnd w:id="14"/>
     </w:p>
     <w:p>
       <w:r>
@@ -843,10 +2314,12 @@
       <w:pPr>
         <w:pStyle w:val="Heading2"/>
       </w:pPr>
+      <w:bookmarkStart w:id="15" w:name="_Toc195305022"/>
       <w:r>
         <w:lastRenderedPageBreak/>
         <w:t>Object Manipulation</w:t>
       </w:r>
+      <w:bookmarkEnd w:id="15"/>
     </w:p>
     <w:p>
       <w:r>
@@ -866,9 +2339,11 @@
       <w:pPr>
         <w:pStyle w:val="Heading3"/>
       </w:pPr>
+      <w:bookmarkStart w:id="16" w:name="_Toc195305023"/>
       <w:r>
         <w:t>Transform Object</w:t>
       </w:r>
+      <w:bookmarkEnd w:id="16"/>
     </w:p>
     <w:p>
       <w:r>
@@ -877,7 +2352,13 @@
     </w:p>
     <w:p>
       <w:r>
-        <w:t xml:space="preserve">After selecting the transform tool from the tools menu, the </w:t>
+        <w:t xml:space="preserve">After selecting the transform tool from the </w:t>
+      </w:r>
+      <w:r>
+        <w:t>tools</w:t>
+      </w:r>
+      <w:r>
+        <w:t xml:space="preserve"> menu, the </w:t>
       </w:r>
       <w:proofErr w:type="spellStart"/>
       <w:r>
@@ -885,7 +2366,13 @@
       </w:r>
       <w:proofErr w:type="spellEnd"/>
       <w:r>
-        <w:t xml:space="preserve"> is set to transform mode.</w:t>
+        <w:t xml:space="preserve"> is set to transform mode</w:t>
+      </w:r>
+      <w:r>
+        <w:t xml:space="preserve"> </w:t>
+      </w:r>
+      <w:r>
+        <w:t>within ToolMain.cpp.</w:t>
       </w:r>
     </w:p>
     <w:p>
@@ -988,9 +2475,11 @@
       <w:pPr>
         <w:pStyle w:val="Heading3"/>
       </w:pPr>
+      <w:bookmarkStart w:id="17" w:name="_Toc195305024"/>
       <w:r>
         <w:t>Object Scaling</w:t>
       </w:r>
+      <w:bookmarkEnd w:id="17"/>
     </w:p>
     <w:p>
       <w:r>
@@ -1010,7 +2499,184 @@
       </w:r>
       <w:proofErr w:type="spellEnd"/>
       <w:r>
-        <w:t xml:space="preserve"> is set to scaling mode. </w:t>
+        <w:t xml:space="preserve"> is set to scaling mode</w:t>
+      </w:r>
+      <w:r>
+        <w:t xml:space="preserve"> within ToolMain.cpp</w:t>
+      </w:r>
+      <w:r>
+        <w:t xml:space="preserve">. </w:t>
+      </w:r>
+    </w:p>
+    <w:p>
+      <w:r>
+        <w:t>The process is as follows:</w:t>
+      </w:r>
+    </w:p>
+    <w:p>
+      <w:pPr>
+        <w:pStyle w:val="ListParagraph"/>
+        <w:numPr>
+          <w:ilvl w:val="0"/>
+          <w:numId w:val="7"/>
+        </w:numPr>
+      </w:pPr>
+      <w:r>
+        <w:t>The ID of the selected object is stored.</w:t>
+      </w:r>
+    </w:p>
+    <w:p>
+      <w:pPr>
+        <w:pStyle w:val="ListParagraph"/>
+        <w:numPr>
+          <w:ilvl w:val="0"/>
+          <w:numId w:val="7"/>
+        </w:numPr>
+      </w:pPr>
+      <w:r>
+        <w:t xml:space="preserve">Apply changes to the X and Y components based on the inputs, similar to the transform manipulation. </w:t>
+      </w:r>
+    </w:p>
+    <w:p>
+      <w:pPr>
+        <w:pStyle w:val="ListParagraph"/>
+        <w:numPr>
+          <w:ilvl w:val="0"/>
+          <w:numId w:val="7"/>
+        </w:numPr>
+      </w:pPr>
+      <w:r>
+        <w:t xml:space="preserve">Updates are applied by </w:t>
+      </w:r>
+      <w:proofErr w:type="spellStart"/>
+      <w:r>
+        <w:t>UpdateDisplayList</w:t>
+      </w:r>
+      <w:proofErr w:type="spellEnd"/>
+      <w:r>
+        <w:t>() within game.cpp.</w:t>
+      </w:r>
+    </w:p>
+    <w:p>
+      <w:pPr>
+        <w:pStyle w:val="Heading3"/>
+      </w:pPr>
+      <w:r>
+        <w:lastRenderedPageBreak/>
+        <w:t xml:space="preserve"> </w:t>
+      </w:r>
+      <w:bookmarkStart w:id="18" w:name="_Toc195305025"/>
+      <w:r>
+        <w:t>Object Rotation</w:t>
+      </w:r>
+      <w:bookmarkEnd w:id="18"/>
+    </w:p>
+    <w:p>
+      <w:r>
+        <w:t xml:space="preserve">This feature allows for the rotation of a selected object after the mouse picking process. Once the client has selected the `rotation` mode form the object manipulation tool menu, which, in turn, updates the </w:t>
+      </w:r>
+      <w:proofErr w:type="spellStart"/>
+      <w:r>
+        <w:t>enum</w:t>
+      </w:r>
+      <w:proofErr w:type="spellEnd"/>
+      <w:r>
+        <w:t xml:space="preserve"> within ToolMain.cpp – allowing for the use of this feature. This feature was inspired and designed around the Unity rotation tool and was made in a simplified way where it uses keyboard inputs to manipulate the object.</w:t>
+      </w:r>
+    </w:p>
+    <w:p>
+      <w:r>
+        <w:t xml:space="preserve">The main process behind this functionality </w:t>
+      </w:r>
+      <w:r>
+        <w:t>is as follows:</w:t>
+      </w:r>
+    </w:p>
+    <w:p>
+      <w:pPr>
+        <w:pStyle w:val="ListParagraph"/>
+        <w:numPr>
+          <w:ilvl w:val="0"/>
+          <w:numId w:val="1"/>
+        </w:numPr>
+      </w:pPr>
+      <w:r>
+        <w:t>The ID of the selected object is stored.</w:t>
+      </w:r>
+    </w:p>
+    <w:p>
+      <w:pPr>
+        <w:pStyle w:val="ListParagraph"/>
+        <w:numPr>
+          <w:ilvl w:val="0"/>
+          <w:numId w:val="1"/>
+        </w:numPr>
+      </w:pPr>
+      <w:r>
+        <w:t xml:space="preserve">The rotational component of the selected object is manipulated in either the X or Z axis depending on the client’s input. </w:t>
+      </w:r>
+    </w:p>
+    <w:p>
+      <w:pPr>
+        <w:pStyle w:val="ListParagraph"/>
+        <w:numPr>
+          <w:ilvl w:val="0"/>
+          <w:numId w:val="1"/>
+        </w:numPr>
+      </w:pPr>
+      <w:r>
+        <w:t xml:space="preserve">The rotation is then processed within the </w:t>
+      </w:r>
+      <w:proofErr w:type="spellStart"/>
+      <w:r>
+        <w:t>UpdateDisplayList</w:t>
+      </w:r>
+      <w:proofErr w:type="spellEnd"/>
+      <w:r>
+        <w:t xml:space="preserve"> method within game.cpp.</w:t>
+      </w:r>
+    </w:p>
+    <w:p>
+      <w:r>
+        <w:br w:type="page"/>
+      </w:r>
+    </w:p>
+    <w:p>
+      <w:pPr>
+        <w:pStyle w:val="Heading1"/>
+      </w:pPr>
+      <w:r>
+        <w:lastRenderedPageBreak/>
+        <w:t xml:space="preserve">Conclusion </w:t>
+      </w:r>
+    </w:p>
+    <w:p>
+      <w:r>
+        <w:t xml:space="preserve">The aim of this project is to improve and bring ease to the user experience within the </w:t>
+      </w:r>
+      <w:proofErr w:type="spellStart"/>
+      <w:r>
+        <w:t>WOFFCEdit</w:t>
+      </w:r>
+      <w:proofErr w:type="spellEnd"/>
+      <w:r>
+        <w:t xml:space="preserve"> framework. By adding the discussed features, the overall goal was to implement top-level game engine style tools for the user to make use of when using the </w:t>
+      </w:r>
+      <w:proofErr w:type="spellStart"/>
+      <w:r>
+        <w:t>WOFFCEdit</w:t>
+      </w:r>
+      <w:proofErr w:type="spellEnd"/>
+      <w:r>
+        <w:t xml:space="preserve"> application. </w:t>
+      </w:r>
+    </w:p>
+    <w:p>
+      <w:r>
+        <w:t>The mouse picking is the first of the tools to be discussed in this report.</w:t>
+      </w:r>
+      <w:r>
+        <w:t xml:space="preserve"> Apart from the general implementation of this tool, the base improvement was made to enhance usability and user experience. This improvement acts as a visual aid for the user, allowing for better identification of the selected object and pairs very nicely when utilising other tools such as enhancing eye tracking when using the object transform manipulation tool.</w:t>
       </w:r>
     </w:p>
     <w:p/>
@@ -1143,6 +2809,119 @@
     </w:lvl>
   </w:abstractNum>
   <w:abstractNum w:abstractNumId="1" w15:restartNumberingAfterBreak="0">
+    <w:nsid w:val="387B0BC4"/>
+    <w:multiLevelType w:val="hybridMultilevel"/>
+    <w:tmpl w:val="5394C464"/>
+    <w:lvl w:ilvl="0" w:tplc="08090001">
+      <w:start w:val="1"/>
+      <w:numFmt w:val="bullet"/>
+      <w:lvlText w:val=""/>
+      <w:lvlJc w:val="left"/>
+      <w:pPr>
+        <w:ind w:left="720" w:hanging="360"/>
+      </w:pPr>
+      <w:rPr>
+        <w:rFonts w:ascii="Symbol" w:hAnsi="Symbol" w:hint="default"/>
+      </w:rPr>
+    </w:lvl>
+    <w:lvl w:ilvl="1" w:tplc="FFFFFFFF">
+      <w:start w:val="1"/>
+      <w:numFmt w:val="bullet"/>
+      <w:lvlText w:val="o"/>
+      <w:lvlJc w:val="left"/>
+      <w:pPr>
+        <w:ind w:left="1440" w:hanging="360"/>
+      </w:pPr>
+      <w:rPr>
+        <w:rFonts w:ascii="Courier New" w:hAnsi="Courier New" w:cs="Courier New" w:hint="default"/>
+      </w:rPr>
+    </w:lvl>
+    <w:lvl w:ilvl="2" w:tplc="FFFFFFFF" w:tentative="1">
+      <w:start w:val="1"/>
+      <w:numFmt w:val="bullet"/>
+      <w:lvlText w:val=""/>
+      <w:lvlJc w:val="left"/>
+      <w:pPr>
+        <w:ind w:left="2160" w:hanging="360"/>
+      </w:pPr>
+      <w:rPr>
+        <w:rFonts w:ascii="Wingdings" w:hAnsi="Wingdings" w:hint="default"/>
+      </w:rPr>
+    </w:lvl>
+    <w:lvl w:ilvl="3" w:tplc="FFFFFFFF" w:tentative="1">
+      <w:start w:val="1"/>
+      <w:numFmt w:val="bullet"/>
+      <w:lvlText w:val=""/>
+      <w:lvlJc w:val="left"/>
+      <w:pPr>
+        <w:ind w:left="2880" w:hanging="360"/>
+      </w:pPr>
+      <w:rPr>
+        <w:rFonts w:ascii="Symbol" w:hAnsi="Symbol" w:hint="default"/>
+      </w:rPr>
+    </w:lvl>
+    <w:lvl w:ilvl="4" w:tplc="FFFFFFFF" w:tentative="1">
+      <w:start w:val="1"/>
+      <w:numFmt w:val="bullet"/>
+      <w:lvlText w:val="o"/>
+      <w:lvlJc w:val="left"/>
+      <w:pPr>
+        <w:ind w:left="3600" w:hanging="360"/>
+      </w:pPr>
+      <w:rPr>
+        <w:rFonts w:ascii="Courier New" w:hAnsi="Courier New" w:cs="Courier New" w:hint="default"/>
+      </w:rPr>
+    </w:lvl>
+    <w:lvl w:ilvl="5" w:tplc="FFFFFFFF" w:tentative="1">
+      <w:start w:val="1"/>
+      <w:numFmt w:val="bullet"/>
+      <w:lvlText w:val=""/>
+      <w:lvlJc w:val="left"/>
+      <w:pPr>
+        <w:ind w:left="4320" w:hanging="360"/>
+      </w:pPr>
+      <w:rPr>
+        <w:rFonts w:ascii="Wingdings" w:hAnsi="Wingdings" w:hint="default"/>
+      </w:rPr>
+    </w:lvl>
+    <w:lvl w:ilvl="6" w:tplc="FFFFFFFF" w:tentative="1">
+      <w:start w:val="1"/>
+      <w:numFmt w:val="bullet"/>
+      <w:lvlText w:val=""/>
+      <w:lvlJc w:val="left"/>
+      <w:pPr>
+        <w:ind w:left="5040" w:hanging="360"/>
+      </w:pPr>
+      <w:rPr>
+        <w:rFonts w:ascii="Symbol" w:hAnsi="Symbol" w:hint="default"/>
+      </w:rPr>
+    </w:lvl>
+    <w:lvl w:ilvl="7" w:tplc="FFFFFFFF" w:tentative="1">
+      <w:start w:val="1"/>
+      <w:numFmt w:val="bullet"/>
+      <w:lvlText w:val="o"/>
+      <w:lvlJc w:val="left"/>
+      <w:pPr>
+        <w:ind w:left="5760" w:hanging="360"/>
+      </w:pPr>
+      <w:rPr>
+        <w:rFonts w:ascii="Courier New" w:hAnsi="Courier New" w:cs="Courier New" w:hint="default"/>
+      </w:rPr>
+    </w:lvl>
+    <w:lvl w:ilvl="8" w:tplc="FFFFFFFF" w:tentative="1">
+      <w:start w:val="1"/>
+      <w:numFmt w:val="bullet"/>
+      <w:lvlText w:val=""/>
+      <w:lvlJc w:val="left"/>
+      <w:pPr>
+        <w:ind w:left="6480" w:hanging="360"/>
+      </w:pPr>
+      <w:rPr>
+        <w:rFonts w:ascii="Wingdings" w:hAnsi="Wingdings" w:hint="default"/>
+      </w:rPr>
+    </w:lvl>
+  </w:abstractNum>
+  <w:abstractNum w:abstractNumId="2" w15:restartNumberingAfterBreak="0">
     <w:nsid w:val="47FE0C64"/>
     <w:multiLevelType w:val="hybridMultilevel"/>
     <w:tmpl w:val="1EFE7C18"/>
@@ -1231,7 +3010,7 @@
       </w:pPr>
     </w:lvl>
   </w:abstractNum>
-  <w:abstractNum w:abstractNumId="2" w15:restartNumberingAfterBreak="0">
+  <w:abstractNum w:abstractNumId="3" w15:restartNumberingAfterBreak="0">
     <w:nsid w:val="53C15BCE"/>
     <w:multiLevelType w:val="hybridMultilevel"/>
     <w:tmpl w:val="2E7839A6"/>
@@ -1344,7 +3123,7 @@
       </w:rPr>
     </w:lvl>
   </w:abstractNum>
-  <w:abstractNum w:abstractNumId="3" w15:restartNumberingAfterBreak="0">
+  <w:abstractNum w:abstractNumId="4" w15:restartNumberingAfterBreak="0">
     <w:nsid w:val="5DBB10C3"/>
     <w:multiLevelType w:val="hybridMultilevel"/>
     <w:tmpl w:val="6AE08C0E"/>
@@ -1457,7 +3236,7 @@
       </w:rPr>
     </w:lvl>
   </w:abstractNum>
-  <w:abstractNum w:abstractNumId="4" w15:restartNumberingAfterBreak="0">
+  <w:abstractNum w:abstractNumId="5" w15:restartNumberingAfterBreak="0">
     <w:nsid w:val="6FAB3165"/>
     <w:multiLevelType w:val="hybridMultilevel"/>
     <w:tmpl w:val="1A3A96B6"/>
@@ -1570,7 +3349,7 @@
       </w:rPr>
     </w:lvl>
   </w:abstractNum>
-  <w:abstractNum w:abstractNumId="5" w15:restartNumberingAfterBreak="0">
+  <w:abstractNum w:abstractNumId="6" w15:restartNumberingAfterBreak="0">
     <w:nsid w:val="7FA7749E"/>
     <w:multiLevelType w:val="hybridMultilevel"/>
     <w:tmpl w:val="6F8E0140"/>
@@ -1687,19 +3466,22 @@
     <w:abstractNumId w:val="0"/>
   </w:num>
   <w:num w:numId="2" w16cid:durableId="510875336">
+    <w:abstractNumId w:val="5"/>
+  </w:num>
+  <w:num w:numId="3" w16cid:durableId="1221819956">
     <w:abstractNumId w:val="4"/>
   </w:num>
-  <w:num w:numId="3" w16cid:durableId="1221819956">
+  <w:num w:numId="4" w16cid:durableId="951740823">
+    <w:abstractNumId w:val="2"/>
+  </w:num>
+  <w:num w:numId="5" w16cid:durableId="1179350057">
     <w:abstractNumId w:val="3"/>
   </w:num>
-  <w:num w:numId="4" w16cid:durableId="951740823">
+  <w:num w:numId="6" w16cid:durableId="628977272">
+    <w:abstractNumId w:val="6"/>
+  </w:num>
+  <w:num w:numId="7" w16cid:durableId="469442022">
     <w:abstractNumId w:val="1"/>
-  </w:num>
-  <w:num w:numId="5" w16cid:durableId="1179350057">
-    <w:abstractNumId w:val="2"/>
-  </w:num>
-  <w:num w:numId="6" w16cid:durableId="628977272">
-    <w:abstractNumId w:val="5"/>
   </w:num>
 </w:numbering>
 </file>
@@ -2617,6 +4399,75 @@
       <w:spacing w:val="5"/>
     </w:rPr>
   </w:style>
+  <w:style w:type="paragraph" w:styleId="TOCHeading">
+    <w:name w:val="TOC Heading"/>
+    <w:basedOn w:val="Heading1"/>
+    <w:next w:val="Normal"/>
+    <w:uiPriority w:val="39"/>
+    <w:unhideWhenUsed/>
+    <w:qFormat/>
+    <w:rsid w:val="000F578B"/>
+    <w:pPr>
+      <w:spacing w:before="240" w:after="0"/>
+      <w:outlineLvl w:val="9"/>
+    </w:pPr>
+    <w:rPr>
+      <w:kern w:val="0"/>
+      <w:sz w:val="32"/>
+      <w:szCs w:val="32"/>
+      <w:lang w:val="en-US"/>
+      <w14:ligatures w14:val="none"/>
+    </w:rPr>
+  </w:style>
+  <w:style w:type="paragraph" w:styleId="TOC1">
+    <w:name w:val="toc 1"/>
+    <w:basedOn w:val="Normal"/>
+    <w:next w:val="Normal"/>
+    <w:autoRedefine/>
+    <w:uiPriority w:val="39"/>
+    <w:unhideWhenUsed/>
+    <w:rsid w:val="000F578B"/>
+    <w:pPr>
+      <w:spacing w:after="100"/>
+    </w:pPr>
+  </w:style>
+  <w:style w:type="paragraph" w:styleId="TOC2">
+    <w:name w:val="toc 2"/>
+    <w:basedOn w:val="Normal"/>
+    <w:next w:val="Normal"/>
+    <w:autoRedefine/>
+    <w:uiPriority w:val="39"/>
+    <w:unhideWhenUsed/>
+    <w:rsid w:val="000F578B"/>
+    <w:pPr>
+      <w:spacing w:after="100"/>
+      <w:ind w:left="220"/>
+    </w:pPr>
+  </w:style>
+  <w:style w:type="paragraph" w:styleId="TOC3">
+    <w:name w:val="toc 3"/>
+    <w:basedOn w:val="Normal"/>
+    <w:next w:val="Normal"/>
+    <w:autoRedefine/>
+    <w:uiPriority w:val="39"/>
+    <w:unhideWhenUsed/>
+    <w:rsid w:val="000F578B"/>
+    <w:pPr>
+      <w:spacing w:after="100"/>
+      <w:ind w:left="440"/>
+    </w:pPr>
+  </w:style>
+  <w:style w:type="character" w:styleId="Hyperlink">
+    <w:name w:val="Hyperlink"/>
+    <w:basedOn w:val="DefaultParagraphFont"/>
+    <w:uiPriority w:val="99"/>
+    <w:unhideWhenUsed/>
+    <w:rsid w:val="000F578B"/>
+    <w:rPr>
+      <w:color w:val="467886" w:themeColor="hyperlink"/>
+      <w:u w:val="single"/>
+    </w:rPr>
+  </w:style>
 </w:styles>
 </file>
 

--- a/CMP405 Tools Programming Report.docx
+++ b/CMP405 Tools Programming Report.docx
@@ -28,11 +28,96 @@
     </w:p>
     <w:p>
       <w:r>
+        <w:rPr>
+          <w:noProof/>
+        </w:rPr>
+        <mc:AlternateContent>
+          <mc:Choice Requires="wps">
+            <w:drawing>
+              <wp:anchor distT="0" distB="0" distL="114300" distR="114300" simplePos="0" relativeHeight="251664384" behindDoc="0" locked="0" layoutInCell="1" allowOverlap="1" wp14:anchorId="3550B563" wp14:editId="58D61742">
+                <wp:simplePos x="0" y="0"/>
+                <wp:positionH relativeFrom="column">
+                  <wp:posOffset>5448300</wp:posOffset>
+                </wp:positionH>
+                <wp:positionV relativeFrom="paragraph">
+                  <wp:posOffset>7571740</wp:posOffset>
+                </wp:positionV>
+                <wp:extent cx="457200" cy="323850"/>
+                <wp:effectExtent l="0" t="0" r="19050" b="19050"/>
+                <wp:wrapNone/>
+                <wp:docPr id="542659095" name="Rectangle 1"/>
+                <wp:cNvGraphicFramePr/>
+                <a:graphic xmlns:a="http://schemas.openxmlformats.org/drawingml/2006/main">
+                  <a:graphicData uri="http://schemas.microsoft.com/office/word/2010/wordprocessingShape">
+                    <wps:wsp>
+                      <wps:cNvSpPr/>
+                      <wps:spPr>
+                        <a:xfrm>
+                          <a:off x="0" y="0"/>
+                          <a:ext cx="457200" cy="323850"/>
+                        </a:xfrm>
+                        <a:prstGeom prst="rect">
+                          <a:avLst/>
+                        </a:prstGeom>
+                        <a:solidFill>
+                          <a:schemeClr val="bg1"/>
+                        </a:solidFill>
+                        <a:ln>
+                          <a:solidFill>
+                            <a:schemeClr val="bg1"/>
+                          </a:solidFill>
+                        </a:ln>
+                      </wps:spPr>
+                      <wps:style>
+                        <a:lnRef idx="2">
+                          <a:schemeClr val="accent1">
+                            <a:shade val="15000"/>
+                          </a:schemeClr>
+                        </a:lnRef>
+                        <a:fillRef idx="1">
+                          <a:schemeClr val="accent1"/>
+                        </a:fillRef>
+                        <a:effectRef idx="0">
+                          <a:schemeClr val="accent1"/>
+                        </a:effectRef>
+                        <a:fontRef idx="minor">
+                          <a:schemeClr val="lt1"/>
+                        </a:fontRef>
+                      </wps:style>
+                      <wps:bodyPr rot="0" spcFirstLastPara="0" vertOverflow="overflow" horzOverflow="overflow" vert="horz" wrap="square" lIns="91440" tIns="45720" rIns="91440" bIns="45720" numCol="1" spcCol="0" rtlCol="0" fromWordArt="0" anchor="ctr" anchorCtr="0" forceAA="0" compatLnSpc="1">
+                        <a:prstTxWarp prst="textNoShape">
+                          <a:avLst/>
+                        </a:prstTxWarp>
+                        <a:noAutofit/>
+                      </wps:bodyPr>
+                    </wps:wsp>
+                  </a:graphicData>
+                </a:graphic>
+              </wp:anchor>
+            </w:drawing>
+          </mc:Choice>
+          <mc:Fallback>
+            <w:pict>
+              <v:rect w14:anchorId="7C1B842D" id="Rectangle 1" o:spid="_x0000_s1026" style="position:absolute;margin-left:429pt;margin-top:596.2pt;width:36pt;height:25.5pt;z-index:251664384;visibility:visible;mso-wrap-style:square;mso-wrap-distance-left:9pt;mso-wrap-distance-top:0;mso-wrap-distance-right:9pt;mso-wrap-distance-bottom:0;mso-position-horizontal:absolute;mso-position-horizontal-relative:text;mso-position-vertical:absolute;mso-position-vertical-relative:text;v-text-anchor:middle" o:gfxdata="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" fillcolor="white [3212]" strokecolor="white [3212]" strokeweight="1pt"/>
+            </w:pict>
+          </mc:Fallback>
+        </mc:AlternateContent>
+      </w:r>
+      <w:r>
         <w:br w:type="page"/>
       </w:r>
     </w:p>
     <w:sdt>
       <w:sdtPr>
+        <w:rPr>
+          <w:rFonts w:asciiTheme="minorHAnsi" w:eastAsiaTheme="minorHAnsi" w:hAnsiTheme="minorHAnsi" w:cstheme="minorBidi"/>
+          <w:color w:val="auto"/>
+          <w:kern w:val="2"/>
+          <w:sz w:val="22"/>
+          <w:szCs w:val="22"/>
+          <w:lang w:val="en-GB"/>
+          <w14:ligatures w14:val="standardContextual"/>
+        </w:rPr>
         <w:id w:val="1402948243"/>
         <w:docPartObj>
           <w:docPartGallery w:val="Table of Contents"/>
@@ -41,16 +126,9 @@
       </w:sdtPr>
       <w:sdtEndPr>
         <w:rPr>
-          <w:rFonts w:asciiTheme="minorHAnsi" w:eastAsiaTheme="minorHAnsi" w:hAnsiTheme="minorHAnsi" w:cstheme="minorBidi"/>
           <w:b/>
           <w:bCs/>
           <w:noProof/>
-          <w:color w:val="auto"/>
-          <w:kern w:val="2"/>
-          <w:sz w:val="22"/>
-          <w:szCs w:val="22"/>
-          <w:lang w:val="en-GB"/>
-          <w14:ligatures w14:val="standardContextual"/>
         </w:rPr>
       </w:sdtEndPr>
       <w:sdtContent>
@@ -85,7 +163,7 @@
           <w:r>
             <w:fldChar w:fldCharType="separate"/>
           </w:r>
-          <w:hyperlink w:anchor="_Toc195305007" w:history="1">
+          <w:hyperlink w:anchor="_Toc195389189" w:history="1">
             <w:r>
               <w:rPr>
                 <w:rStyle w:val="Hyperlink"/>
@@ -112,7 +190,7 @@
                 <w:noProof/>
                 <w:webHidden/>
               </w:rPr>
-              <w:instrText xml:space="preserve"> PAGEREF _Toc195305007 \h </w:instrText>
+              <w:instrText xml:space="preserve"> PAGEREF _Toc195389189 \h </w:instrText>
             </w:r>
             <w:r>
               <w:rPr>
@@ -157,7 +235,7 @@
               <w:lang w:eastAsia="en-GB"/>
             </w:rPr>
           </w:pPr>
-          <w:hyperlink w:anchor="_Toc195305008" w:history="1">
+          <w:hyperlink w:anchor="_Toc195389190" w:history="1">
             <w:r>
               <w:rPr>
                 <w:rStyle w:val="Hyperlink"/>
@@ -184,7 +262,7 @@
                 <w:noProof/>
                 <w:webHidden/>
               </w:rPr>
-              <w:instrText xml:space="preserve"> PAGEREF _Toc195305008 \h </w:instrText>
+              <w:instrText xml:space="preserve"> PAGEREF _Toc195389190 \h </w:instrText>
             </w:r>
             <w:r>
               <w:rPr>
@@ -229,7 +307,7 @@
               <w:lang w:eastAsia="en-GB"/>
             </w:rPr>
           </w:pPr>
-          <w:hyperlink w:anchor="_Toc195305009" w:history="1">
+          <w:hyperlink w:anchor="_Toc195389191" w:history="1">
             <w:r>
               <w:rPr>
                 <w:rStyle w:val="Hyperlink"/>
@@ -256,7 +334,7 @@
                 <w:noProof/>
                 <w:webHidden/>
               </w:rPr>
-              <w:instrText xml:space="preserve"> PAGEREF _Toc195305009 \h </w:instrText>
+              <w:instrText xml:space="preserve"> PAGEREF _Toc195389191 \h </w:instrText>
             </w:r>
             <w:r>
               <w:rPr>
@@ -301,7 +379,7 @@
               <w:lang w:eastAsia="en-GB"/>
             </w:rPr>
           </w:pPr>
-          <w:hyperlink w:anchor="_Toc195305010" w:history="1">
+          <w:hyperlink w:anchor="_Toc195389192" w:history="1">
             <w:r>
               <w:rPr>
                 <w:rStyle w:val="Hyperlink"/>
@@ -328,7 +406,7 @@
                 <w:noProof/>
                 <w:webHidden/>
               </w:rPr>
-              <w:instrText xml:space="preserve"> PAGEREF _Toc195305010 \h </w:instrText>
+              <w:instrText xml:space="preserve"> PAGEREF _Toc195389192 \h </w:instrText>
             </w:r>
             <w:r>
               <w:rPr>
@@ -373,7 +451,7 @@
               <w:lang w:eastAsia="en-GB"/>
             </w:rPr>
           </w:pPr>
-          <w:hyperlink w:anchor="_Toc195305011" w:history="1">
+          <w:hyperlink w:anchor="_Toc195389193" w:history="1">
             <w:r>
               <w:rPr>
                 <w:rStyle w:val="Hyperlink"/>
@@ -400,7 +478,7 @@
                 <w:noProof/>
                 <w:webHidden/>
               </w:rPr>
-              <w:instrText xml:space="preserve"> PAGEREF _Toc195305011 \h </w:instrText>
+              <w:instrText xml:space="preserve"> PAGEREF _Toc195389193 \h </w:instrText>
             </w:r>
             <w:r>
               <w:rPr>
@@ -445,7 +523,7 @@
               <w:lang w:eastAsia="en-GB"/>
             </w:rPr>
           </w:pPr>
-          <w:hyperlink w:anchor="_Toc195305012" w:history="1">
+          <w:hyperlink w:anchor="_Toc195389194" w:history="1">
             <w:r>
               <w:rPr>
                 <w:rStyle w:val="Hyperlink"/>
@@ -472,7 +550,7 @@
                 <w:noProof/>
                 <w:webHidden/>
               </w:rPr>
-              <w:instrText xml:space="preserve"> PAGEREF _Toc195305012 \h </w:instrText>
+              <w:instrText xml:space="preserve"> PAGEREF _Toc195389194 \h </w:instrText>
             </w:r>
             <w:r>
               <w:rPr>
@@ -517,7 +595,7 @@
               <w:lang w:eastAsia="en-GB"/>
             </w:rPr>
           </w:pPr>
-          <w:hyperlink w:anchor="_Toc195305013" w:history="1">
+          <w:hyperlink w:anchor="_Toc195389195" w:history="1">
             <w:r>
               <w:rPr>
                 <w:rStyle w:val="Hyperlink"/>
@@ -544,7 +622,7 @@
                 <w:noProof/>
                 <w:webHidden/>
               </w:rPr>
-              <w:instrText xml:space="preserve"> PAGEREF _Toc195305013 \h </w:instrText>
+              <w:instrText xml:space="preserve"> PAGEREF _Toc195389195 \h </w:instrText>
             </w:r>
             <w:r>
               <w:rPr>
@@ -589,7 +667,7 @@
               <w:lang w:eastAsia="en-GB"/>
             </w:rPr>
           </w:pPr>
-          <w:hyperlink w:anchor="_Toc195305014" w:history="1">
+          <w:hyperlink w:anchor="_Toc195389196" w:history="1">
             <w:r>
               <w:rPr>
                 <w:rStyle w:val="Hyperlink"/>
@@ -616,7 +694,7 @@
                 <w:noProof/>
                 <w:webHidden/>
               </w:rPr>
-              <w:instrText xml:space="preserve"> PAGEREF _Toc195305014 \h </w:instrText>
+              <w:instrText xml:space="preserve"> PAGEREF _Toc195389196 \h </w:instrText>
             </w:r>
             <w:r>
               <w:rPr>
@@ -661,7 +739,7 @@
               <w:lang w:eastAsia="en-GB"/>
             </w:rPr>
           </w:pPr>
-          <w:hyperlink w:anchor="_Toc195305015" w:history="1">
+          <w:hyperlink w:anchor="_Toc195389197" w:history="1">
             <w:r>
               <w:rPr>
                 <w:rStyle w:val="Hyperlink"/>
@@ -688,7 +766,7 @@
                 <w:noProof/>
                 <w:webHidden/>
               </w:rPr>
-              <w:instrText xml:space="preserve"> PAGEREF _Toc195305015 \h </w:instrText>
+              <w:instrText xml:space="preserve"> PAGEREF _Toc195389197 \h </w:instrText>
             </w:r>
             <w:r>
               <w:rPr>
@@ -733,7 +811,7 @@
               <w:lang w:eastAsia="en-GB"/>
             </w:rPr>
           </w:pPr>
-          <w:hyperlink w:anchor="_Toc195305016" w:history="1">
+          <w:hyperlink w:anchor="_Toc195389198" w:history="1">
             <w:r>
               <w:rPr>
                 <w:rStyle w:val="Hyperlink"/>
@@ -760,7 +838,7 @@
                 <w:noProof/>
                 <w:webHidden/>
               </w:rPr>
-              <w:instrText xml:space="preserve"> PAGEREF _Toc195305016 \h </w:instrText>
+              <w:instrText xml:space="preserve"> PAGEREF _Toc195389198 \h </w:instrText>
             </w:r>
             <w:r>
               <w:rPr>
@@ -805,7 +883,7 @@
               <w:lang w:eastAsia="en-GB"/>
             </w:rPr>
           </w:pPr>
-          <w:hyperlink w:anchor="_Toc195305017" w:history="1">
+          <w:hyperlink w:anchor="_Toc195389199" w:history="1">
             <w:r>
               <w:rPr>
                 <w:rStyle w:val="Hyperlink"/>
@@ -832,7 +910,7 @@
                 <w:noProof/>
                 <w:webHidden/>
               </w:rPr>
-              <w:instrText xml:space="preserve"> PAGEREF _Toc195305017 \h </w:instrText>
+              <w:instrText xml:space="preserve"> PAGEREF _Toc195389199 \h </w:instrText>
             </w:r>
             <w:r>
               <w:rPr>
@@ -877,7 +955,7 @@
               <w:lang w:eastAsia="en-GB"/>
             </w:rPr>
           </w:pPr>
-          <w:hyperlink w:anchor="_Toc195305018" w:history="1">
+          <w:hyperlink w:anchor="_Toc195389200" w:history="1">
             <w:r>
               <w:rPr>
                 <w:rStyle w:val="Hyperlink"/>
@@ -904,7 +982,7 @@
                 <w:noProof/>
                 <w:webHidden/>
               </w:rPr>
-              <w:instrText xml:space="preserve"> PAGEREF _Toc195305018 \h </w:instrText>
+              <w:instrText xml:space="preserve"> PAGEREF _Toc195389200 \h </w:instrText>
             </w:r>
             <w:r>
               <w:rPr>
@@ -949,7 +1027,7 @@
               <w:lang w:eastAsia="en-GB"/>
             </w:rPr>
           </w:pPr>
-          <w:hyperlink w:anchor="_Toc195305019" w:history="1">
+          <w:hyperlink w:anchor="_Toc195389201" w:history="1">
             <w:r>
               <w:rPr>
                 <w:rStyle w:val="Hyperlink"/>
@@ -976,7 +1054,7 @@
                 <w:noProof/>
                 <w:webHidden/>
               </w:rPr>
-              <w:instrText xml:space="preserve"> PAGEREF _Toc195305019 \h </w:instrText>
+              <w:instrText xml:space="preserve"> PAGEREF _Toc195389201 \h </w:instrText>
             </w:r>
             <w:r>
               <w:rPr>
@@ -1021,7 +1099,7 @@
               <w:lang w:eastAsia="en-GB"/>
             </w:rPr>
           </w:pPr>
-          <w:hyperlink w:anchor="_Toc195305020" w:history="1">
+          <w:hyperlink w:anchor="_Toc195389202" w:history="1">
             <w:r>
               <w:rPr>
                 <w:rStyle w:val="Hyperlink"/>
@@ -1048,7 +1126,7 @@
                 <w:noProof/>
                 <w:webHidden/>
               </w:rPr>
-              <w:instrText xml:space="preserve"> PAGEREF _Toc195305020 \h </w:instrText>
+              <w:instrText xml:space="preserve"> PAGEREF _Toc195389202 \h </w:instrText>
             </w:r>
             <w:r>
               <w:rPr>
@@ -1093,7 +1171,7 @@
               <w:lang w:eastAsia="en-GB"/>
             </w:rPr>
           </w:pPr>
-          <w:hyperlink w:anchor="_Toc195305021" w:history="1">
+          <w:hyperlink w:anchor="_Toc195389203" w:history="1">
             <w:r>
               <w:rPr>
                 <w:rStyle w:val="Hyperlink"/>
@@ -1120,7 +1198,7 @@
                 <w:noProof/>
                 <w:webHidden/>
               </w:rPr>
-              <w:instrText xml:space="preserve"> PAGEREF _Toc195305021 \h </w:instrText>
+              <w:instrText xml:space="preserve"> PAGEREF _Toc195389203 \h </w:instrText>
             </w:r>
             <w:r>
               <w:rPr>
@@ -1165,7 +1243,7 @@
               <w:lang w:eastAsia="en-GB"/>
             </w:rPr>
           </w:pPr>
-          <w:hyperlink w:anchor="_Toc195305022" w:history="1">
+          <w:hyperlink w:anchor="_Toc195389204" w:history="1">
             <w:r>
               <w:rPr>
                 <w:rStyle w:val="Hyperlink"/>
@@ -1192,7 +1270,7 @@
                 <w:noProof/>
                 <w:webHidden/>
               </w:rPr>
-              <w:instrText xml:space="preserve"> PAGEREF _Toc195305022 \h </w:instrText>
+              <w:instrText xml:space="preserve"> PAGEREF _Toc195389204 \h </w:instrText>
             </w:r>
             <w:r>
               <w:rPr>
@@ -1237,7 +1315,7 @@
               <w:lang w:eastAsia="en-GB"/>
             </w:rPr>
           </w:pPr>
-          <w:hyperlink w:anchor="_Toc195305023" w:history="1">
+          <w:hyperlink w:anchor="_Toc195389205" w:history="1">
             <w:r>
               <w:rPr>
                 <w:rStyle w:val="Hyperlink"/>
@@ -1264,7 +1342,7 @@
                 <w:noProof/>
                 <w:webHidden/>
               </w:rPr>
-              <w:instrText xml:space="preserve"> PAGEREF _Toc195305023 \h </w:instrText>
+              <w:instrText xml:space="preserve"> PAGEREF _Toc195389205 \h </w:instrText>
             </w:r>
             <w:r>
               <w:rPr>
@@ -1309,7 +1387,7 @@
               <w:lang w:eastAsia="en-GB"/>
             </w:rPr>
           </w:pPr>
-          <w:hyperlink w:anchor="_Toc195305024" w:history="1">
+          <w:hyperlink w:anchor="_Toc195389206" w:history="1">
             <w:r>
               <w:rPr>
                 <w:rStyle w:val="Hyperlink"/>
@@ -1336,7 +1414,7 @@
                 <w:noProof/>
                 <w:webHidden/>
               </w:rPr>
-              <w:instrText xml:space="preserve"> PAGEREF _Toc195305024 \h </w:instrText>
+              <w:instrText xml:space="preserve"> PAGEREF _Toc195389206 \h </w:instrText>
             </w:r>
             <w:r>
               <w:rPr>
@@ -1381,7 +1459,7 @@
               <w:lang w:eastAsia="en-GB"/>
             </w:rPr>
           </w:pPr>
-          <w:hyperlink w:anchor="_Toc195305025" w:history="1">
+          <w:hyperlink w:anchor="_Toc195389207" w:history="1">
             <w:r>
               <w:rPr>
                 <w:rStyle w:val="Hyperlink"/>
@@ -1408,7 +1486,7 @@
                 <w:noProof/>
                 <w:webHidden/>
               </w:rPr>
-              <w:instrText xml:space="preserve"> PAGEREF _Toc195305025 \h </w:instrText>
+              <w:instrText xml:space="preserve"> PAGEREF _Toc195389207 \h </w:instrText>
             </w:r>
             <w:r>
               <w:rPr>
@@ -1429,6 +1507,78 @@
                 <w:webHidden/>
               </w:rPr>
               <w:t>9</w:t>
+            </w:r>
+            <w:r>
+              <w:rPr>
+                <w:noProof/>
+                <w:webHidden/>
+              </w:rPr>
+              <w:fldChar w:fldCharType="end"/>
+            </w:r>
+          </w:hyperlink>
+        </w:p>
+        <w:p>
+          <w:pPr>
+            <w:pStyle w:val="TOC1"/>
+            <w:tabs>
+              <w:tab w:val="right" w:leader="dot" w:pos="9016"/>
+            </w:tabs>
+            <w:rPr>
+              <w:rFonts w:eastAsiaTheme="minorEastAsia"/>
+              <w:noProof/>
+              <w:sz w:val="24"/>
+              <w:szCs w:val="24"/>
+              <w:lang w:eastAsia="en-GB"/>
+            </w:rPr>
+          </w:pPr>
+          <w:hyperlink w:anchor="_Toc195389208" w:history="1">
+            <w:r>
+              <w:rPr>
+                <w:rStyle w:val="Hyperlink"/>
+                <w:noProof/>
+              </w:rPr>
+              <w:t>Conclusion</w:t>
+            </w:r>
+            <w:r>
+              <w:rPr>
+                <w:noProof/>
+                <w:webHidden/>
+              </w:rPr>
+              <w:tab/>
+            </w:r>
+            <w:r>
+              <w:rPr>
+                <w:noProof/>
+                <w:webHidden/>
+              </w:rPr>
+              <w:fldChar w:fldCharType="begin"/>
+            </w:r>
+            <w:r>
+              <w:rPr>
+                <w:noProof/>
+                <w:webHidden/>
+              </w:rPr>
+              <w:instrText xml:space="preserve"> PAGEREF _Toc195389208 \h </w:instrText>
+            </w:r>
+            <w:r>
+              <w:rPr>
+                <w:noProof/>
+                <w:webHidden/>
+              </w:rPr>
+            </w:r>
+            <w:r>
+              <w:rPr>
+                <w:noProof/>
+                <w:webHidden/>
+              </w:rPr>
+              <w:fldChar w:fldCharType="separate"/>
+            </w:r>
+            <w:r>
+              <w:rPr>
+                <w:noProof/>
+                <w:webHidden/>
+              </w:rPr>
+              <w:t>10</w:t>
             </w:r>
             <w:r>
               <w:rPr>
@@ -1473,7 +1623,7 @@
       <w:pPr>
         <w:pStyle w:val="Heading1"/>
       </w:pPr>
-      <w:bookmarkStart w:id="0" w:name="_Toc195305007"/>
+      <w:bookmarkStart w:id="0" w:name="_Toc195389189"/>
       <w:r>
         <w:lastRenderedPageBreak/>
         <w:t>Summary</w:t>
@@ -1487,7 +1637,7 @@
     </w:p>
     <w:p/>
     <w:p>
-      <w:bookmarkStart w:id="1" w:name="_Toc195305008"/>
+      <w:bookmarkStart w:id="1" w:name="_Toc195389190"/>
       <w:r>
         <w:rPr>
           <w:rStyle w:val="Heading2Char"/>
@@ -1540,7 +1690,7 @@
       <w:pPr>
         <w:pStyle w:val="Heading2"/>
       </w:pPr>
-      <w:bookmarkStart w:id="2" w:name="_Toc195305009"/>
+      <w:bookmarkStart w:id="2" w:name="_Toc195389191"/>
       <w:r>
         <w:rPr>
           <w:rStyle w:val="Heading2Char"/>
@@ -1618,7 +1768,7 @@
       <w:pPr>
         <w:pStyle w:val="Heading1"/>
       </w:pPr>
-      <w:bookmarkStart w:id="3" w:name="_Toc195305010"/>
+      <w:bookmarkStart w:id="3" w:name="_Toc195389192"/>
       <w:r>
         <w:lastRenderedPageBreak/>
         <w:t>Controls</w:t>
@@ -1638,7 +1788,7 @@
       <w:pPr>
         <w:pStyle w:val="Heading2"/>
       </w:pPr>
-      <w:bookmarkStart w:id="4" w:name="_Toc195305011"/>
+      <w:bookmarkStart w:id="4" w:name="_Toc195389193"/>
       <w:r>
         <w:t>Camera Controls:</w:t>
       </w:r>
@@ -1737,6 +1887,18 @@
       <w:pPr>
         <w:pStyle w:val="ListParagraph"/>
         <w:numPr>
+          <w:ilvl w:val="1"/>
+          <w:numId w:val="2"/>
+        </w:numPr>
+      </w:pPr>
+      <w:r>
+        <w:t>Hold `F` and click the object to toggle object focus.</w:t>
+      </w:r>
+    </w:p>
+    <w:p>
+      <w:pPr>
+        <w:pStyle w:val="ListParagraph"/>
+        <w:numPr>
           <w:ilvl w:val="0"/>
           <w:numId w:val="2"/>
         </w:numPr>
@@ -1759,7 +1921,10 @@
         </w:numPr>
       </w:pPr>
       <w:r>
-        <w:t xml:space="preserve">Hold right click and move mouse to turn camera </w:t>
+        <w:t>Hold right click and move mouse to turn camera</w:t>
+      </w:r>
+      <w:r>
+        <w:t>/look around the scene.</w:t>
       </w:r>
     </w:p>
     <w:p/>
@@ -1768,7 +1933,7 @@
       <w:pPr>
         <w:pStyle w:val="Heading2"/>
       </w:pPr>
-      <w:bookmarkStart w:id="5" w:name="_Toc195305012"/>
+      <w:bookmarkStart w:id="5" w:name="_Toc195389194"/>
       <w:r>
         <w:t>Mouse Picking and Highlighting:</w:t>
       </w:r>
@@ -1795,7 +1960,19 @@
         </w:numPr>
       </w:pPr>
       <w:r>
-        <w:t>By extension, highlighting the object</w:t>
+        <w:t>By extension,</w:t>
+      </w:r>
+      <w:r>
+        <w:t xml:space="preserve"> </w:t>
+      </w:r>
+      <w:r>
+        <w:t>automatically</w:t>
+      </w:r>
+      <w:r>
+        <w:t xml:space="preserve"> highlighting the object</w:t>
+      </w:r>
+      <w:r>
+        <w:t>’s mesh.</w:t>
       </w:r>
     </w:p>
     <w:p/>
@@ -1803,7 +1980,7 @@
       <w:pPr>
         <w:pStyle w:val="Heading2"/>
       </w:pPr>
-      <w:bookmarkStart w:id="6" w:name="_Toc195305013"/>
+      <w:bookmarkStart w:id="6" w:name="_Toc195389195"/>
       <w:r>
         <w:t>Object Manipulation:</w:t>
       </w:r>
@@ -1826,7 +2003,7 @@
       <w:pPr>
         <w:pStyle w:val="Heading3"/>
       </w:pPr>
-      <w:bookmarkStart w:id="7" w:name="_Toc195305014"/>
+      <w:bookmarkStart w:id="7" w:name="_Toc195389196"/>
       <w:r>
         <w:lastRenderedPageBreak/>
         <w:t>Camera:</w:t>
@@ -1845,7 +2022,7 @@
       <w:pPr>
         <w:pStyle w:val="Heading3"/>
       </w:pPr>
-      <w:bookmarkStart w:id="8" w:name="_Toc195305015"/>
+      <w:bookmarkStart w:id="8" w:name="_Toc195389197"/>
       <w:r>
         <w:t>Transform:</w:t>
       </w:r>
@@ -1900,7 +2077,7 @@
       <w:pPr>
         <w:pStyle w:val="Heading3"/>
       </w:pPr>
-      <w:bookmarkStart w:id="9" w:name="_Toc195305016"/>
+      <w:bookmarkStart w:id="9" w:name="_Toc195389198"/>
       <w:r>
         <w:t>Rotate:</w:t>
       </w:r>
@@ -1964,7 +2141,7 @@
       <w:pPr>
         <w:pStyle w:val="Heading3"/>
       </w:pPr>
-      <w:bookmarkStart w:id="10" w:name="_Toc195305017"/>
+      <w:bookmarkStart w:id="10" w:name="_Toc195389199"/>
       <w:r>
         <w:t>Scale:</w:t>
       </w:r>
@@ -2032,7 +2209,7 @@
       <w:pPr>
         <w:pStyle w:val="Heading1"/>
       </w:pPr>
-      <w:bookmarkStart w:id="11" w:name="_Toc195305018"/>
+      <w:bookmarkStart w:id="11" w:name="_Toc195389200"/>
       <w:r>
         <w:lastRenderedPageBreak/>
         <w:t>Features</w:t>
@@ -2044,7 +2221,7 @@
       <w:pPr>
         <w:pStyle w:val="Heading2"/>
       </w:pPr>
-      <w:bookmarkStart w:id="12" w:name="_Toc195305019"/>
+      <w:bookmarkStart w:id="12" w:name="_Toc195389201"/>
       <w:r>
         <w:t>Mouse Picking and Highlighting</w:t>
       </w:r>
@@ -2163,7 +2340,7 @@
       <w:pPr>
         <w:pStyle w:val="Heading2"/>
       </w:pPr>
-      <w:bookmarkStart w:id="13" w:name="_Toc195305020"/>
+      <w:bookmarkStart w:id="13" w:name="_Toc195389202"/>
       <w:r>
         <w:lastRenderedPageBreak/>
         <w:t>Camera:</w:t>
@@ -2185,15 +2362,7 @@
     </w:p>
     <w:p>
       <w:r>
-        <w:t xml:space="preserve">The camera movement is controlled via the Camera class, specifically, the </w:t>
-      </w:r>
-      <w:proofErr w:type="spellStart"/>
-      <w:r>
-        <w:t>MoveCam</w:t>
-      </w:r>
-      <w:proofErr w:type="spellEnd"/>
-      <w:r>
-        <w:t xml:space="preserve">() method. This method simply takes the current position of the camera, applies the input direction and applies the speed where applicable. </w:t>
+        <w:t xml:space="preserve">The camera movement is controlled via the Camera class, specifically, the MoveCam() method. This method simply takes the current position of the camera, applies the input direction and applies the speed where applicable. </w:t>
       </w:r>
     </w:p>
     <w:p>
@@ -2245,7 +2414,7 @@
                     <pic:cNvPicPr/>
                   </pic:nvPicPr>
                   <pic:blipFill>
-                    <a:blip r:embed="rId6"/>
+                    <a:blip r:embed="rId8"/>
                     <a:stretch>
                       <a:fillRect/>
                     </a:stretch>
@@ -2282,7 +2451,7 @@
       <w:pPr>
         <w:pStyle w:val="Heading2"/>
       </w:pPr>
-      <w:bookmarkStart w:id="14" w:name="_Toc195305021"/>
+      <w:bookmarkStart w:id="14" w:name="_Toc195389203"/>
       <w:r>
         <w:t>Focus Camera:</w:t>
       </w:r>
@@ -2314,7 +2483,7 @@
       <w:pPr>
         <w:pStyle w:val="Heading2"/>
       </w:pPr>
-      <w:bookmarkStart w:id="15" w:name="_Toc195305022"/>
+      <w:bookmarkStart w:id="15" w:name="_Toc195389204"/>
       <w:r>
         <w:lastRenderedPageBreak/>
         <w:t>Object Manipulation</w:t>
@@ -2339,7 +2508,7 @@
       <w:pPr>
         <w:pStyle w:val="Heading3"/>
       </w:pPr>
-      <w:bookmarkStart w:id="16" w:name="_Toc195305023"/>
+      <w:bookmarkStart w:id="16" w:name="_Toc195389205"/>
       <w:r>
         <w:t>Transform Object</w:t>
       </w:r>
@@ -2358,21 +2527,10 @@
         <w:t>tools</w:t>
       </w:r>
       <w:r>
-        <w:t xml:space="preserve"> menu, the </w:t>
-      </w:r>
-      <w:proofErr w:type="spellStart"/>
-      <w:r>
-        <w:t>enum</w:t>
-      </w:r>
-      <w:proofErr w:type="spellEnd"/>
-      <w:r>
-        <w:t xml:space="preserve"> is set to transform mode</w:t>
-      </w:r>
-      <w:r>
-        <w:t xml:space="preserve"> </w:t>
-      </w:r>
-      <w:r>
-        <w:t>within ToolMain.cpp.</w:t>
+        <w:t xml:space="preserve"> menu, the enum is set to transform mode</w:t>
+      </w:r>
+      <w:r>
+        <w:t xml:space="preserve"> within ToolMain.cpp.</w:t>
       </w:r>
     </w:p>
     <w:p>
@@ -2427,15 +2585,7 @@
         </w:numPr>
       </w:pPr>
       <w:r>
-        <w:t xml:space="preserve">The object’s data is then updated in the list to match the data within the scene graph via the game.cpp method: </w:t>
-      </w:r>
-      <w:proofErr w:type="spellStart"/>
-      <w:r>
-        <w:t>UpdateDisplayList</w:t>
-      </w:r>
-      <w:proofErr w:type="spellEnd"/>
-      <w:r>
-        <w:t>().</w:t>
+        <w:t>The object’s data is then updated in the list to match the data within the scene graph via the game.cpp method: UpdateDisplayList().</w:t>
       </w:r>
     </w:p>
     <w:p>
@@ -2459,15 +2609,7 @@
         </w:numPr>
       </w:pPr>
       <w:r>
-        <w:t xml:space="preserve">This is the same, functionally, as the pre-existing method: </w:t>
-      </w:r>
-      <w:proofErr w:type="spellStart"/>
-      <w:r>
-        <w:t>BuildDisplayList</w:t>
-      </w:r>
-      <w:proofErr w:type="spellEnd"/>
-      <w:r>
-        <w:t xml:space="preserve">(), however, has been refactored to utilise, only, the selected object. Not multiple issues as multiple issues can derive from this result. </w:t>
+        <w:t xml:space="preserve">This is the same, functionally, as the pre-existing method: BuildDisplayList(), however, has been refactored to utilise, only, the selected object. Not multiple issues as multiple issues can derive from this result. </w:t>
       </w:r>
     </w:p>
     <w:p/>
@@ -2475,7 +2617,7 @@
       <w:pPr>
         <w:pStyle w:val="Heading3"/>
       </w:pPr>
-      <w:bookmarkStart w:id="17" w:name="_Toc195305024"/>
+      <w:bookmarkStart w:id="17" w:name="_Toc195389206"/>
       <w:r>
         <w:t>Object Scaling</w:t>
       </w:r>
@@ -2491,15 +2633,7 @@
     </w:p>
     <w:p>
       <w:r>
-        <w:t xml:space="preserve">After this tool has been selected from the menu, the </w:t>
-      </w:r>
-      <w:proofErr w:type="spellStart"/>
-      <w:r>
-        <w:t>enum</w:t>
-      </w:r>
-      <w:proofErr w:type="spellEnd"/>
-      <w:r>
-        <w:t xml:space="preserve"> is set to scaling mode</w:t>
+        <w:t>After this tool has been selected from the menu, the enum is set to scaling mode</w:t>
       </w:r>
       <w:r>
         <w:t xml:space="preserve"> within ToolMain.cpp</w:t>
@@ -2546,15 +2680,7 @@
         </w:numPr>
       </w:pPr>
       <w:r>
-        <w:t xml:space="preserve">Updates are applied by </w:t>
-      </w:r>
-      <w:proofErr w:type="spellStart"/>
-      <w:r>
-        <w:t>UpdateDisplayList</w:t>
-      </w:r>
-      <w:proofErr w:type="spellEnd"/>
-      <w:r>
-        <w:t>() within game.cpp.</w:t>
+        <w:t>Updates are applied by UpdateDisplayList() within game.cpp.</w:t>
       </w:r>
     </w:p>
     <w:p>
@@ -2565,7 +2691,7 @@
         <w:lastRenderedPageBreak/>
         <w:t xml:space="preserve"> </w:t>
       </w:r>
-      <w:bookmarkStart w:id="18" w:name="_Toc195305025"/>
+      <w:bookmarkStart w:id="18" w:name="_Toc195389207"/>
       <w:r>
         <w:t>Object Rotation</w:t>
       </w:r>
@@ -2573,15 +2699,7 @@
     </w:p>
     <w:p>
       <w:r>
-        <w:t xml:space="preserve">This feature allows for the rotation of a selected object after the mouse picking process. Once the client has selected the `rotation` mode form the object manipulation tool menu, which, in turn, updates the </w:t>
-      </w:r>
-      <w:proofErr w:type="spellStart"/>
-      <w:r>
-        <w:t>enum</w:t>
-      </w:r>
-      <w:proofErr w:type="spellEnd"/>
-      <w:r>
-        <w:t xml:space="preserve"> within ToolMain.cpp – allowing for the use of this feature. This feature was inspired and designed around the Unity rotation tool and was made in a simplified way where it uses keyboard inputs to manipulate the object.</w:t>
+        <w:t>This feature allows for the rotation of a selected object after the mouse picking process. Once the client has selected the `rotation` mode form the object manipulation tool menu, which, in turn, updates the enum within ToolMain.cpp – allowing for the use of this feature. This feature was inspired and designed around the Unity rotation tool and was made in a simplified way where it uses keyboard inputs to manipulate the object.</w:t>
       </w:r>
     </w:p>
     <w:p>
@@ -2625,15 +2743,57 @@
         </w:numPr>
       </w:pPr>
       <w:r>
-        <w:t xml:space="preserve">The rotation is then processed within the </w:t>
-      </w:r>
-      <w:proofErr w:type="spellStart"/>
-      <w:r>
-        <w:t>UpdateDisplayList</w:t>
-      </w:r>
-      <w:proofErr w:type="spellEnd"/>
-      <w:r>
-        <w:t xml:space="preserve"> method within game.cpp.</w:t>
+        <w:t>The rotation is then processed within the UpdateDisplayList method within game.cpp.</w:t>
+      </w:r>
+    </w:p>
+    <w:p>
+      <w:r>
+        <w:rPr>
+          <w:noProof/>
+        </w:rPr>
+        <w:drawing>
+          <wp:anchor distT="0" distB="0" distL="114300" distR="114300" simplePos="0" relativeHeight="251663360" behindDoc="0" locked="0" layoutInCell="1" allowOverlap="1" wp14:anchorId="70DE901D" wp14:editId="5F39B388">
+            <wp:simplePos x="0" y="0"/>
+            <wp:positionH relativeFrom="column">
+              <wp:posOffset>285750</wp:posOffset>
+            </wp:positionH>
+            <wp:positionV relativeFrom="paragraph">
+              <wp:posOffset>247015</wp:posOffset>
+            </wp:positionV>
+            <wp:extent cx="5620534" cy="3505689"/>
+            <wp:effectExtent l="0" t="0" r="0" b="0"/>
+            <wp:wrapSquare wrapText="bothSides"/>
+            <wp:docPr id="469104077" name="Picture 1" descr="A screen shot of a computer program&#10;&#10;AI-generated content may be incorrect."/>
+            <wp:cNvGraphicFramePr>
+              <a:graphicFrameLocks xmlns:a="http://schemas.openxmlformats.org/drawingml/2006/main" noChangeAspect="1"/>
+            </wp:cNvGraphicFramePr>
+            <a:graphic xmlns:a="http://schemas.openxmlformats.org/drawingml/2006/main">
+              <a:graphicData uri="http://schemas.openxmlformats.org/drawingml/2006/picture">
+                <pic:pic xmlns:pic="http://schemas.openxmlformats.org/drawingml/2006/picture">
+                  <pic:nvPicPr>
+                    <pic:cNvPr id="469104077" name="Picture 1" descr="A screen shot of a computer program&#10;&#10;AI-generated content may be incorrect."/>
+                    <pic:cNvPicPr/>
+                  </pic:nvPicPr>
+                  <pic:blipFill>
+                    <a:blip r:embed="rId9"/>
+                    <a:stretch>
+                      <a:fillRect/>
+                    </a:stretch>
+                  </pic:blipFill>
+                  <pic:spPr>
+                    <a:xfrm>
+                      <a:off x="0" y="0"/>
+                      <a:ext cx="5620534" cy="3505689"/>
+                    </a:xfrm>
+                    <a:prstGeom prst="rect">
+                      <a:avLst/>
+                    </a:prstGeom>
+                  </pic:spPr>
+                </pic:pic>
+              </a:graphicData>
+            </a:graphic>
+          </wp:anchor>
+        </w:drawing>
       </w:r>
     </w:p>
     <w:p>
@@ -2645,30 +2805,19 @@
       <w:pPr>
         <w:pStyle w:val="Heading1"/>
       </w:pPr>
+      <w:bookmarkStart w:id="19" w:name="_Toc195389208"/>
       <w:r>
         <w:lastRenderedPageBreak/>
-        <w:t xml:space="preserve">Conclusion </w:t>
-      </w:r>
-    </w:p>
-    <w:p>
-      <w:r>
-        <w:t xml:space="preserve">The aim of this project is to improve and bring ease to the user experience within the </w:t>
-      </w:r>
-      <w:proofErr w:type="spellStart"/>
-      <w:r>
-        <w:t>WOFFCEdit</w:t>
-      </w:r>
-      <w:proofErr w:type="spellEnd"/>
-      <w:r>
-        <w:t xml:space="preserve"> framework. By adding the discussed features, the overall goal was to implement top-level game engine style tools for the user to make use of when using the </w:t>
-      </w:r>
-      <w:proofErr w:type="spellStart"/>
-      <w:r>
-        <w:t>WOFFCEdit</w:t>
-      </w:r>
-      <w:proofErr w:type="spellEnd"/>
-      <w:r>
-        <w:t xml:space="preserve"> application. </w:t>
+        <w:t>Conclusion</w:t>
+      </w:r>
+      <w:bookmarkEnd w:id="19"/>
+      <w:r>
+        <w:t xml:space="preserve"> </w:t>
+      </w:r>
+    </w:p>
+    <w:p>
+      <w:r>
+        <w:t xml:space="preserve">The aim of this project is to improve and bring ease to the user experience within the WOFFCEdit framework. By adding the discussed features, the overall goal was to implement top-level game engine style tools for the user to make use of when using the WOFFCEdit application. </w:t>
       </w:r>
     </w:p>
     <w:p>
@@ -2677,6 +2826,39 @@
       </w:r>
       <w:r>
         <w:t xml:space="preserve"> Apart from the general implementation of this tool, the base improvement was made to enhance usability and user experience. This improvement acts as a visual aid for the user, allowing for better identification of the selected object and pairs very nicely when utilising other tools such as enhancing eye tracking when using the object transform manipulation tool.</w:t>
+      </w:r>
+      <w:r>
+        <w:t xml:space="preserve"> Mouse picking was selected as a tool as this, in many ways, is the easiest and quickest way to selected a desired game object from the application scene. </w:t>
+      </w:r>
+    </w:p>
+    <w:p>
+      <w:r>
+        <w:t>The implementation of the focus camera tool was also added as a UX aid. Specifically with the Object Manipulation Tools. Again, like in world leading game engines, such as Unity Engine, there are similar tools, but not a direct comparison tool. In Unity, if an object is selected from the hierarchy and then followed by a keyboard input of `f`, the camera will move to and focus on the selected object. The main difference, however, is that the camera focus of this application locks on the object and removes the ability to move the camera until manually untoggled. This, as mentioned, was to help enhance and aid the overall usability and feasibility of other tools within the application.</w:t>
+      </w:r>
+      <w:r>
+        <w:t xml:space="preserve"> Overall, this is a strong improvement to the camera framework. </w:t>
+      </w:r>
+    </w:p>
+    <w:p>
+      <w:r>
+        <w:t xml:space="preserve">Lastly, the addition to the Object Manipulation Tools Menu, allowing for in-scene object manipulation. This tool selection menu contains four states: Camera, Transform, Scale and Rotate. When a specified state is entered using the menu, the behaviour of the keyboard inputs (WASD) will act accordingly. The tool was implemented to introduce a new way for the user to move around and alter the </w:t>
+      </w:r>
+      <w:r>
+        <w:t xml:space="preserve">objects properties in accordance to the client’s needs. </w:t>
+      </w:r>
+    </w:p>
+    <w:p>
+      <w:r>
+        <w:t xml:space="preserve">Overall, the tools and improvements implemented work as intended and reaches the overall level of improvements set out at the start of this project. This was successful as it allows the client to focus in on objects of interest and even manipulate the local transform, scale and/or position of any desired in-scene objects. The object data, after manipulation, is also reflected in the projects SQL database, allowing for </w:t>
+      </w:r>
+      <w:r>
+        <w:t>persistent</w:t>
+      </w:r>
+      <w:r>
+        <w:t xml:space="preserve"> data </w:t>
+      </w:r>
+      <w:r>
+        <w:t xml:space="preserve">loading. </w:t>
       </w:r>
     </w:p>
     <w:p/>
@@ -2685,6 +2867,7 @@
     <w:p/>
     <w:p/>
     <w:sectPr>
+      <w:footerReference w:type="default" r:id="rId10"/>
       <w:pgSz w:w="11906" w:h="16838"/>
       <w:pgMar w:top="1440" w:right="1440" w:bottom="1440" w:left="1440" w:header="708" w:footer="708" w:gutter="0"/>
       <w:cols w:space="708"/>
@@ -2692,6 +2875,115 @@
     </w:sectPr>
   </w:body>
 </w:document>
+</file>
+
+<file path=word/endnotes.xml><?xml version="1.0" encoding="utf-8"?>
+<w:endnotes xmlns:wpc="http://schemas.microsoft.com/office/word/2010/wordprocessingCanvas" xmlns:cx="http://schemas.microsoft.com/office/drawing/2014/chartex" xmlns:cx1="http://schemas.microsoft.com/office/drawing/2015/9/8/chartex" xmlns:cx2="http://schemas.microsoft.com/office/drawing/2015/10/21/chartex" xmlns:cx3="http://schemas.microsoft.com/office/drawing/2016/5/9/chartex" xmlns:cx4="http://schemas.microsoft.com/office/drawing/2016/5/10/chartex" xmlns:cx5="http://schemas.microsoft.com/office/drawing/2016/5/11/chartex" xmlns:cx6="http://schemas.microsoft.com/office/drawing/2016/5/12/chartex" xmlns:cx7="http://schemas.microsoft.com/office/drawing/2016/5/13/chartex" xmlns:cx8="http://schemas.microsoft.com/office/drawing/2016/5/14/chartex" xmlns:mc="http://schemas.openxmlformats.org/markup-compatibility/2006" xmlns:aink="http://schemas.microsoft.com/office/drawing/2016/ink" xmlns:am3d="http://schemas.microsoft.com/office/drawing/2017/model3d" xmlns:o="urn:schemas-microsoft-com:office:office" xmlns:oel="http://schemas.microsoft.com/office/2019/extlst" xmlns:r="http://schemas.openxmlformats.org/officeDocument/2006/relationships" xmlns:m="http://schemas.openxmlformats.org/officeDocument/2006/math" xmlns:v="urn:schemas-microsoft-com:vml" xmlns:wp14="http://schemas.microsoft.com/office/word/2010/wordprocessingDrawing" xmlns:wp="http://schemas.openxmlformats.org/drawingml/2006/wordprocessingDrawing" xmlns:w10="urn:schemas-microsoft-com:office:word" xmlns:w="http://schemas.openxmlformats.org/wordprocessingml/2006/main" xmlns:w14="http://schemas.microsoft.com/office/word/2010/wordml" xmlns:w15="http://schemas.microsoft.com/office/word/2012/wordml" xmlns:w16cex="http://schemas.microsoft.com/office/word/2018/wordml/cex" xmlns:w16cid="http://schemas.microsoft.com/office/word/2016/wordml/cid" xmlns:w16="http://schemas.microsoft.com/office/word/2018/wordml" xmlns:w16du="http://schemas.microsoft.com/office/word/2023/wordml/word16du" xmlns:w16sdtdh="http://schemas.microsoft.com/office/word/2020/wordml/sdtdatahash" xmlns:w16sdtfl="http://schemas.microsoft.com/office/word/2024/wordml/sdtformatlock" xmlns:w16se="http://schemas.microsoft.com/office/word/2015/wordml/symex" xmlns:wpg="http://schemas.microsoft.com/office/word/2010/wordprocessingGroup" xmlns:wpi="http://schemas.microsoft.com/office/word/2010/wordprocessingInk" xmlns:wne="http://schemas.microsoft.com/office/word/2006/wordml" xmlns:wps="http://schemas.microsoft.com/office/word/2010/wordprocessingShape" mc:Ignorable="w14 w15 w16se w16cid w16 w16cex w16sdtdh w16sdtfl w16du wp14">
+  <w:endnote w:type="separator" w:id="-1">
+    <w:p>
+      <w:pPr>
+        <w:spacing w:after="0" w:line="240" w:lineRule="auto"/>
+      </w:pPr>
+      <w:r>
+        <w:separator/>
+      </w:r>
+    </w:p>
+  </w:endnote>
+  <w:endnote w:type="continuationSeparator" w:id="0">
+    <w:p>
+      <w:pPr>
+        <w:spacing w:after="0" w:line="240" w:lineRule="auto"/>
+      </w:pPr>
+      <w:r>
+        <w:continuationSeparator/>
+      </w:r>
+    </w:p>
+  </w:endnote>
+</w:endnotes>
+</file>
+
+<file path=word/footer1.xml><?xml version="1.0" encoding="utf-8"?>
+<w:ftr xmlns:wpc="http://schemas.microsoft.com/office/word/2010/wordprocessingCanvas" xmlns:cx="http://schemas.microsoft.com/office/drawing/2014/chartex" xmlns:cx1="http://schemas.microsoft.com/office/drawing/2015/9/8/chartex" xmlns:cx2="http://schemas.microsoft.com/office/drawing/2015/10/21/chartex" xmlns:cx3="http://schemas.microsoft.com/office/drawing/2016/5/9/chartex" xmlns:cx4="http://schemas.microsoft.com/office/drawing/2016/5/10/chartex" xmlns:cx5="http://schemas.microsoft.com/office/drawing/2016/5/11/chartex" xmlns:cx6="http://schemas.microsoft.com/office/drawing/2016/5/12/chartex" xmlns:cx7="http://schemas.microsoft.com/office/drawing/2016/5/13/chartex" xmlns:cx8="http://schemas.microsoft.com/office/drawing/2016/5/14/chartex" xmlns:mc="http://schemas.openxmlformats.org/markup-compatibility/2006" xmlns:aink="http://schemas.microsoft.com/office/drawing/2016/ink" xmlns:am3d="http://schemas.microsoft.com/office/drawing/2017/model3d" xmlns:o="urn:schemas-microsoft-com:office:office" xmlns:oel="http://schemas.microsoft.com/office/2019/extlst" xmlns:r="http://schemas.openxmlformats.org/officeDocument/2006/relationships" xmlns:m="http://schemas.openxmlformats.org/officeDocument/2006/math" xmlns:v="urn:schemas-microsoft-com:vml" xmlns:wp14="http://schemas.microsoft.com/office/word/2010/wordprocessingDrawing" xmlns:wp="http://schemas.openxmlformats.org/drawingml/2006/wordprocessingDrawing" xmlns:w10="urn:schemas-microsoft-com:office:word" xmlns:w="http://schemas.openxmlformats.org/wordprocessingml/2006/main" xmlns:w14="http://schemas.microsoft.com/office/word/2010/wordml" xmlns:w15="http://schemas.microsoft.com/office/word/2012/wordml" xmlns:w16cex="http://schemas.microsoft.com/office/word/2018/wordml/cex" xmlns:w16cid="http://schemas.microsoft.com/office/word/2016/wordml/cid" xmlns:w16="http://schemas.microsoft.com/office/word/2018/wordml" xmlns:w16du="http://schemas.microsoft.com/office/word/2023/wordml/word16du" xmlns:w16sdtdh="http://schemas.microsoft.com/office/word/2020/wordml/sdtdatahash" xmlns:w16sdtfl="http://schemas.microsoft.com/office/word/2024/wordml/sdtformatlock" xmlns:w16se="http://schemas.microsoft.com/office/word/2015/wordml/symex" xmlns:wpg="http://schemas.microsoft.com/office/word/2010/wordprocessingGroup" xmlns:wpi="http://schemas.microsoft.com/office/word/2010/wordprocessingInk" xmlns:wne="http://schemas.microsoft.com/office/word/2006/wordml" xmlns:wps="http://schemas.microsoft.com/office/word/2010/wordprocessingShape" mc:Ignorable="w14 w15 w16se w16cid w16 w16cex w16sdtdh w16sdtfl w16du wp14">
+  <w:sdt>
+    <w:sdtPr>
+      <w:id w:val="-1134553861"/>
+      <w:docPartObj>
+        <w:docPartGallery w:val="Page Numbers (Bottom of Page)"/>
+        <w:docPartUnique/>
+      </w:docPartObj>
+    </w:sdtPr>
+    <w:sdtEndPr>
+      <w:rPr>
+        <w:noProof/>
+      </w:rPr>
+    </w:sdtEndPr>
+    <w:sdtContent>
+      <w:p>
+        <w:pPr>
+          <w:pStyle w:val="Footer"/>
+          <w:jc w:val="right"/>
+        </w:pPr>
+      </w:p>
+      <w:p>
+        <w:pPr>
+          <w:pStyle w:val="Footer"/>
+          <w:jc w:val="right"/>
+        </w:pPr>
+        <w:r>
+          <w:fldChar w:fldCharType="begin"/>
+        </w:r>
+        <w:r>
+          <w:instrText xml:space="preserve"> PAGE   \* MERGEFORMAT </w:instrText>
+        </w:r>
+        <w:r>
+          <w:fldChar w:fldCharType="separate"/>
+        </w:r>
+        <w:r>
+          <w:rPr>
+            <w:noProof/>
+          </w:rPr>
+          <w:t>2</w:t>
+        </w:r>
+        <w:r>
+          <w:rPr>
+            <w:noProof/>
+          </w:rPr>
+          <w:fldChar w:fldCharType="end"/>
+        </w:r>
+      </w:p>
+    </w:sdtContent>
+  </w:sdt>
+  <w:p>
+    <w:pPr>
+      <w:pStyle w:val="Footer"/>
+    </w:pPr>
+  </w:p>
+</w:ftr>
+</file>
+
+<file path=word/footnotes.xml><?xml version="1.0" encoding="utf-8"?>
+<w:footnotes xmlns:wpc="http://schemas.microsoft.com/office/word/2010/wordprocessingCanvas" xmlns:cx="http://schemas.microsoft.com/office/drawing/2014/chartex" xmlns:cx1="http://schemas.microsoft.com/office/drawing/2015/9/8/chartex" xmlns:cx2="http://schemas.microsoft.com/office/drawing/2015/10/21/chartex" xmlns:cx3="http://schemas.microsoft.com/office/drawing/2016/5/9/chartex" xmlns:cx4="http://schemas.microsoft.com/office/drawing/2016/5/10/chartex" xmlns:cx5="http://schemas.microsoft.com/office/drawing/2016/5/11/chartex" xmlns:cx6="http://schemas.microsoft.com/office/drawing/2016/5/12/chartex" xmlns:cx7="http://schemas.microsoft.com/office/drawing/2016/5/13/chartex" xmlns:cx8="http://schemas.microsoft.com/office/drawing/2016/5/14/chartex" xmlns:mc="http://schemas.openxmlformats.org/markup-compatibility/2006" xmlns:aink="http://schemas.microsoft.com/office/drawing/2016/ink" xmlns:am3d="http://schemas.microsoft.com/office/drawing/2017/model3d" xmlns:o="urn:schemas-microsoft-com:office:office" xmlns:oel="http://schemas.microsoft.com/office/2019/extlst" xmlns:r="http://schemas.openxmlformats.org/officeDocument/2006/relationships" xmlns:m="http://schemas.openxmlformats.org/officeDocument/2006/math" xmlns:v="urn:schemas-microsoft-com:vml" xmlns:wp14="http://schemas.microsoft.com/office/word/2010/wordprocessingDrawing" xmlns:wp="http://schemas.openxmlformats.org/drawingml/2006/wordprocessingDrawing" xmlns:w10="urn:schemas-microsoft-com:office:word" xmlns:w="http://schemas.openxmlformats.org/wordprocessingml/2006/main" xmlns:w14="http://schemas.microsoft.com/office/word/2010/wordml" xmlns:w15="http://schemas.microsoft.com/office/word/2012/wordml" xmlns:w16cex="http://schemas.microsoft.com/office/word/2018/wordml/cex" xmlns:w16cid="http://schemas.microsoft.com/office/word/2016/wordml/cid" xmlns:w16="http://schemas.microsoft.com/office/word/2018/wordml" xmlns:w16du="http://schemas.microsoft.com/office/word/2023/wordml/word16du" xmlns:w16sdtdh="http://schemas.microsoft.com/office/word/2020/wordml/sdtdatahash" xmlns:w16sdtfl="http://schemas.microsoft.com/office/word/2024/wordml/sdtformatlock" xmlns:w16se="http://schemas.microsoft.com/office/word/2015/wordml/symex" xmlns:wpg="http://schemas.microsoft.com/office/word/2010/wordprocessingGroup" xmlns:wpi="http://schemas.microsoft.com/office/word/2010/wordprocessingInk" xmlns:wne="http://schemas.microsoft.com/office/word/2006/wordml" xmlns:wps="http://schemas.microsoft.com/office/word/2010/wordprocessingShape" mc:Ignorable="w14 w15 w16se w16cid w16 w16cex w16sdtdh w16sdtfl w16du wp14">
+  <w:footnote w:type="separator" w:id="-1">
+    <w:p>
+      <w:pPr>
+        <w:spacing w:after="0" w:line="240" w:lineRule="auto"/>
+      </w:pPr>
+      <w:r>
+        <w:separator/>
+      </w:r>
+    </w:p>
+  </w:footnote>
+  <w:footnote w:type="continuationSeparator" w:id="0">
+    <w:p>
+      <w:pPr>
+        <w:spacing w:after="0" w:line="240" w:lineRule="auto"/>
+      </w:pPr>
+      <w:r>
+        <w:continuationSeparator/>
+      </w:r>
+    </w:p>
+  </w:footnote>
+</w:footnotes>
 </file>
 
 <file path=word/numbering.xml><?xml version="1.0" encoding="utf-8"?>
@@ -4468,6 +4760,50 @@
       <w:u w:val="single"/>
     </w:rPr>
   </w:style>
+  <w:style w:type="paragraph" w:styleId="Header">
+    <w:name w:val="header"/>
+    <w:basedOn w:val="Normal"/>
+    <w:link w:val="HeaderChar"/>
+    <w:uiPriority w:val="99"/>
+    <w:unhideWhenUsed/>
+    <w:rsid w:val="00A6713B"/>
+    <w:pPr>
+      <w:tabs>
+        <w:tab w:val="center" w:pos="4513"/>
+        <w:tab w:val="right" w:pos="9026"/>
+      </w:tabs>
+      <w:spacing w:after="0" w:line="240" w:lineRule="auto"/>
+    </w:pPr>
+  </w:style>
+  <w:style w:type="character" w:customStyle="1" w:styleId="HeaderChar">
+    <w:name w:val="Header Char"/>
+    <w:basedOn w:val="DefaultParagraphFont"/>
+    <w:link w:val="Header"/>
+    <w:uiPriority w:val="99"/>
+    <w:rsid w:val="00A6713B"/>
+  </w:style>
+  <w:style w:type="paragraph" w:styleId="Footer">
+    <w:name w:val="footer"/>
+    <w:basedOn w:val="Normal"/>
+    <w:link w:val="FooterChar"/>
+    <w:uiPriority w:val="99"/>
+    <w:unhideWhenUsed/>
+    <w:rsid w:val="00A6713B"/>
+    <w:pPr>
+      <w:tabs>
+        <w:tab w:val="center" w:pos="4513"/>
+        <w:tab w:val="right" w:pos="9026"/>
+      </w:tabs>
+      <w:spacing w:after="0" w:line="240" w:lineRule="auto"/>
+    </w:pPr>
+  </w:style>
+  <w:style w:type="character" w:customStyle="1" w:styleId="FooterChar">
+    <w:name w:val="Footer Char"/>
+    <w:basedOn w:val="DefaultParagraphFont"/>
+    <w:link w:val="Footer"/>
+    <w:uiPriority w:val="99"/>
+    <w:rsid w:val="00A6713B"/>
+  </w:style>
 </w:styles>
 </file>
 
